--- a/templates/elektrik/FR7.2.36 Elektrik Topraklama Ölçüm Raporu-1.docx
+++ b/templates/elektrik/FR7.2.36 Elektrik Topraklama Ölçüm Raporu-1.docx
@@ -1,6 +1,6 @@
 
 <file path=word/document.xml><?xml version="1.0" encoding="utf-8"?>
-<w:document xmlns:wpc="http://schemas.microsoft.com/office/word/2010/wordprocessingCanvas" xmlns:cx="http://schemas.microsoft.com/office/drawing/2014/chartex" xmlns:cx1="http://schemas.microsoft.com/office/drawing/2015/9/8/chartex" xmlns:cx2="http://schemas.microsoft.com/office/drawing/2015/10/21/chartex" xmlns:cx3="http://schemas.microsoft.com/office/drawing/2016/5/9/chartex" xmlns:cx4="http://schemas.microsoft.com/office/drawing/2016/5/10/chartex" xmlns:cx5="http://schemas.microsoft.com/office/drawing/2016/5/11/chartex" xmlns:cx6="http://schemas.microsoft.com/office/drawing/2016/5/12/chartex" xmlns:cx7="http://schemas.microsoft.com/office/drawing/2016/5/13/chartex" xmlns:cx8="http://schemas.microsoft.com/office/drawing/2016/5/14/chartex" xmlns:mc="http://schemas.openxmlformats.org/markup-compatibility/2006" xmlns:aink="http://schemas.microsoft.com/office/drawing/2016/ink" xmlns:am3d="http://schemas.microsoft.com/office/drawing/2017/model3d" xmlns:o="urn:schemas-microsoft-com:office:office" xmlns:oel="http://schemas.microsoft.com/office/2019/extlst" xmlns:r="http://schemas.openxmlformats.org/officeDocument/2006/relationships" xmlns:m="http://schemas.openxmlformats.org/officeDocument/2006/math" xmlns:v="urn:schemas-microsoft-com:vml" xmlns:wp14="http://schemas.microsoft.com/office/word/2010/wordprocessingDrawing" xmlns:wp="http://schemas.openxmlformats.org/drawingml/2006/wordprocessingDrawing" xmlns:w10="urn:schemas-microsoft-com:office:word" xmlns:w="http://schemas.openxmlformats.org/wordprocessingml/2006/main" xmlns:w14="http://schemas.microsoft.com/office/word/2010/wordml" xmlns:w15="http://schemas.microsoft.com/office/word/2012/wordml" xmlns:w16cex="http://schemas.microsoft.com/office/word/2018/wordml/cex" xmlns:w16cid="http://schemas.microsoft.com/office/word/2016/wordml/cid" xmlns:w16="http://schemas.microsoft.com/office/word/2018/wordml" xmlns:w16sdtdh="http://schemas.microsoft.com/office/word/2020/wordml/sdtdatahash" xmlns:w16se="http://schemas.microsoft.com/office/word/2015/wordml/symex" xmlns:wpg="http://schemas.microsoft.com/office/word/2010/wordprocessingGroup" xmlns:wpi="http://schemas.microsoft.com/office/word/2010/wordprocessingInk" xmlns:wne="http://schemas.microsoft.com/office/word/2006/wordml" xmlns:wps="http://schemas.microsoft.com/office/word/2010/wordprocessingShape" mc:Ignorable="w14 w15 w16se w16cid w16 w16cex w16sdtdh wp14">
+<w:document xmlns:wpc="http://schemas.microsoft.com/office/word/2010/wordprocessingCanvas" xmlns:cx="http://schemas.microsoft.com/office/drawing/2014/chartex" xmlns:cx1="http://schemas.microsoft.com/office/drawing/2015/9/8/chartex" xmlns:cx2="http://schemas.microsoft.com/office/drawing/2015/10/21/chartex" xmlns:cx3="http://schemas.microsoft.com/office/drawing/2016/5/9/chartex" xmlns:cx4="http://schemas.microsoft.com/office/drawing/2016/5/10/chartex" xmlns:cx5="http://schemas.microsoft.com/office/drawing/2016/5/11/chartex" xmlns:cx6="http://schemas.microsoft.com/office/drawing/2016/5/12/chartex" xmlns:cx7="http://schemas.microsoft.com/office/drawing/2016/5/13/chartex" xmlns:cx8="http://schemas.microsoft.com/office/drawing/2016/5/14/chartex" xmlns:mc="http://schemas.openxmlformats.org/markup-compatibility/2006" xmlns:aink="http://schemas.microsoft.com/office/drawing/2016/ink" xmlns:am3d="http://schemas.microsoft.com/office/drawing/2017/model3d" xmlns:o="urn:schemas-microsoft-com:office:office" xmlns:oel="http://schemas.microsoft.com/office/2019/extlst" xmlns:r="http://schemas.openxmlformats.org/officeDocument/2006/relationships" xmlns:m="http://schemas.openxmlformats.org/officeDocument/2006/math" xmlns:v="urn:schemas-microsoft-com:vml" xmlns:wp14="http://schemas.microsoft.com/office/word/2010/wordprocessingDrawing" xmlns:wp="http://schemas.openxmlformats.org/drawingml/2006/wordprocessingDrawing" xmlns:w10="urn:schemas-microsoft-com:office:word" xmlns:w="http://schemas.openxmlformats.org/wordprocessingml/2006/main" xmlns:w14="http://schemas.microsoft.com/office/word/2010/wordml" xmlns:w15="http://schemas.microsoft.com/office/word/2012/wordml" xmlns:w16cex="http://schemas.microsoft.com/office/word/2018/wordml/cex" xmlns:w16cid="http://schemas.microsoft.com/office/word/2016/wordml/cid" xmlns:w16="http://schemas.microsoft.com/office/word/2018/wordml" xmlns:w16du="http://schemas.microsoft.com/office/word/2023/wordml/word16du" xmlns:w16sdtdh="http://schemas.microsoft.com/office/word/2020/wordml/sdtdatahash" xmlns:w16sdtfl="http://schemas.microsoft.com/office/word/2024/wordml/sdtformatlock" xmlns:w16se="http://schemas.microsoft.com/office/word/2015/wordml/symex" xmlns:wpg="http://schemas.microsoft.com/office/word/2010/wordprocessingGroup" xmlns:wpi="http://schemas.microsoft.com/office/word/2010/wordprocessingInk" xmlns:wne="http://schemas.microsoft.com/office/word/2006/wordml" xmlns:wps="http://schemas.microsoft.com/office/word/2010/wordprocessingShape" mc:Ignorable="w14 w15 w16se w16cid w16 w16cex w16sdtdh w16sdtfl w16du wp14">
   <w:body>
     <w:tbl>
       <w:tblPr>
@@ -79,26 +79,6 @@
           </w:tcPr>
           <w:p>
             <w:pPr>
-              <w:autoSpaceDE w:val="0"/>
-              <w:autoSpaceDN w:val="0"/>
-              <w:adjustRightInd w:val="0"/>
-              <w:rPr>
-                <w:rFonts w:asciiTheme="minorHAnsi" w:hAnsiTheme="minorHAnsi" w:cstheme="minorHAnsi"/>
-                <w:sz w:val="16"/>
-                <w:szCs w:val="16"/>
-              </w:rPr>
-            </w:pPr>
-            <w:r>
-              <w:rPr>
-                <w:rFonts w:asciiTheme="minorHAnsi" w:hAnsiTheme="minorHAnsi" w:cstheme="minorHAnsi"/>
-                <w:sz w:val="16"/>
-                <w:szCs w:val="16"/>
-              </w:rPr>
-              <w:t>ASELKON HIDROLIK METAL DEMIR ÇELIK MÜHENDISLIK SANAYI VE TICARET ANONIM</w:t>
-            </w:r>
-          </w:p>
-          <w:p>
-            <w:pPr>
               <w:spacing w:line="276" w:lineRule="auto"/>
               <w:rPr>
                 <w:rFonts w:asciiTheme="minorHAnsi" w:hAnsiTheme="minorHAnsi"/>
@@ -106,14 +86,6 @@
                 <w:szCs w:val="16"/>
               </w:rPr>
             </w:pPr>
-            <w:r>
-              <w:rPr>
-                <w:rFonts w:asciiTheme="minorHAnsi" w:hAnsiTheme="minorHAnsi" w:cstheme="minorHAnsi"/>
-                <w:sz w:val="16"/>
-                <w:szCs w:val="16"/>
-              </w:rPr>
-              <w:t>SIRKETI</w:t>
-            </w:r>
           </w:p>
         </w:tc>
         <w:tc>
@@ -156,22 +128,6 @@
                 <w:highlight w:val="yellow"/>
               </w:rPr>
             </w:pPr>
-            <w:r>
-              <w:rPr>
-                <w:rFonts w:asciiTheme="minorHAnsi" w:hAnsiTheme="minorHAnsi"/>
-                <w:sz w:val="16"/>
-                <w:szCs w:val="16"/>
-              </w:rPr>
-              <w:t>ET-2025-</w:t>
-            </w:r>
-            <w:r>
-              <w:rPr>
-                <w:rFonts w:asciiTheme="minorHAnsi" w:hAnsiTheme="minorHAnsi"/>
-                <w:sz w:val="16"/>
-                <w:szCs w:val="16"/>
-              </w:rPr>
-              <w:t>285-01</w:t>
-            </w:r>
           </w:p>
         </w:tc>
       </w:tr>
@@ -218,14 +174,6 @@
                 <w:highlight w:val="yellow"/>
               </w:rPr>
             </w:pPr>
-            <w:r>
-              <w:rPr>
-                <w:rFonts w:asciiTheme="minorHAnsi" w:hAnsiTheme="minorHAnsi"/>
-                <w:sz w:val="16"/>
-                <w:szCs w:val="16"/>
-              </w:rPr>
-              <w:t>Büyükkayacıkosb Mah. 516 Nolu Sok. Konya Selçuklu No:19/</w:t>
-            </w:r>
           </w:p>
         </w:tc>
         <w:tc>
@@ -268,14 +216,6 @@
                 <w:highlight w:val="yellow"/>
               </w:rPr>
             </w:pPr>
-            <w:r>
-              <w:rPr>
-                <w:rFonts w:asciiTheme="minorHAnsi" w:hAnsiTheme="minorHAnsi"/>
-                <w:sz w:val="16"/>
-                <w:szCs w:val="16"/>
-              </w:rPr>
-              <w:t>23.09.2025</w:t>
-            </w:r>
           </w:p>
         </w:tc>
       </w:tr>
@@ -356,14 +296,6 @@
                 <w:highlight w:val="yellow"/>
               </w:rPr>
             </w:pPr>
-            <w:r>
-              <w:rPr>
-                <w:rFonts w:asciiTheme="minorHAnsi" w:hAnsiTheme="minorHAnsi"/>
-                <w:sz w:val="16"/>
-                <w:szCs w:val="16"/>
-              </w:rPr>
-              <w:t>22133119</w:t>
-            </w:r>
           </w:p>
         </w:tc>
       </w:tr>
@@ -443,38 +375,6 @@
                 <w:szCs w:val="16"/>
               </w:rPr>
             </w:pPr>
-            <w:r>
-              <w:rPr>
-                <w:rFonts w:asciiTheme="minorHAnsi" w:hAnsiTheme="minorHAnsi"/>
-                <w:sz w:val="16"/>
-                <w:szCs w:val="16"/>
-              </w:rPr>
-              <w:t>1</w:t>
-            </w:r>
-            <w:r>
-              <w:rPr>
-                <w:rFonts w:asciiTheme="minorHAnsi" w:hAnsiTheme="minorHAnsi"/>
-                <w:sz w:val="16"/>
-                <w:szCs w:val="16"/>
-              </w:rPr>
-              <w:t>7</w:t>
-            </w:r>
-            <w:r>
-              <w:rPr>
-                <w:rFonts w:asciiTheme="minorHAnsi" w:hAnsiTheme="minorHAnsi"/>
-                <w:sz w:val="16"/>
-                <w:szCs w:val="16"/>
-              </w:rPr>
-              <w:t xml:space="preserve">.09.2025 / </w:t>
-            </w:r>
-            <w:r>
-              <w:rPr>
-                <w:rFonts w:asciiTheme="minorHAnsi" w:hAnsiTheme="minorHAnsi"/>
-                <w:sz w:val="16"/>
-                <w:szCs w:val="16"/>
-              </w:rPr>
-              <w:t>09.00</w:t>
-            </w:r>
           </w:p>
         </w:tc>
       </w:tr>
@@ -554,46 +454,6 @@
                 <w:szCs w:val="16"/>
               </w:rPr>
             </w:pPr>
-            <w:r>
-              <w:rPr>
-                <w:rFonts w:asciiTheme="minorHAnsi" w:hAnsiTheme="minorHAnsi"/>
-                <w:sz w:val="16"/>
-                <w:szCs w:val="16"/>
-              </w:rPr>
-              <w:t>1</w:t>
-            </w:r>
-            <w:r>
-              <w:rPr>
-                <w:rFonts w:asciiTheme="minorHAnsi" w:hAnsiTheme="minorHAnsi"/>
-                <w:sz w:val="16"/>
-                <w:szCs w:val="16"/>
-              </w:rPr>
-              <w:t>7</w:t>
-            </w:r>
-            <w:r>
-              <w:rPr>
-                <w:rFonts w:asciiTheme="minorHAnsi" w:hAnsiTheme="minorHAnsi"/>
-                <w:sz w:val="16"/>
-                <w:szCs w:val="16"/>
-              </w:rPr>
-              <w:t>.09.2025 / 1</w:t>
-            </w:r>
-            <w:r>
-              <w:rPr>
-                <w:rFonts w:asciiTheme="minorHAnsi" w:hAnsiTheme="minorHAnsi"/>
-                <w:sz w:val="16"/>
-                <w:szCs w:val="16"/>
-              </w:rPr>
-              <w:t>6</w:t>
-            </w:r>
-            <w:r>
-              <w:rPr>
-                <w:rFonts w:asciiTheme="minorHAnsi" w:hAnsiTheme="minorHAnsi"/>
-                <w:sz w:val="16"/>
-                <w:szCs w:val="16"/>
-              </w:rPr>
-              <w:t>:00</w:t>
-            </w:r>
           </w:p>
         </w:tc>
       </w:tr>
@@ -638,14 +498,6 @@
                 <w:highlight w:val="yellow"/>
               </w:rPr>
             </w:pPr>
-            <w:r>
-              <w:rPr>
-                <w:rFonts w:asciiTheme="minorHAnsi" w:hAnsiTheme="minorHAnsi" w:cstheme="minorHAnsi"/>
-                <w:sz w:val="16"/>
-                <w:szCs w:val="16"/>
-              </w:rPr>
-              <w:t>22530010112619730422191000</w:t>
-            </w:r>
           </w:p>
         </w:tc>
         <w:tc>
@@ -687,30 +539,6 @@
                 <w:szCs w:val="16"/>
               </w:rPr>
             </w:pPr>
-            <w:r>
-              <w:rPr>
-                <w:rFonts w:asciiTheme="minorHAnsi" w:hAnsiTheme="minorHAnsi"/>
-                <w:sz w:val="16"/>
-                <w:szCs w:val="16"/>
-              </w:rPr>
-              <w:t>1</w:t>
-            </w:r>
-            <w:r>
-              <w:rPr>
-                <w:rFonts w:asciiTheme="minorHAnsi" w:hAnsiTheme="minorHAnsi"/>
-                <w:sz w:val="16"/>
-                <w:szCs w:val="16"/>
-              </w:rPr>
-              <w:t>7</w:t>
-            </w:r>
-            <w:r>
-              <w:rPr>
-                <w:rFonts w:asciiTheme="minorHAnsi" w:hAnsiTheme="minorHAnsi"/>
-                <w:sz w:val="16"/>
-                <w:szCs w:val="16"/>
-              </w:rPr>
-              <w:t>.09.2026</w:t>
-            </w:r>
           </w:p>
         </w:tc>
       </w:tr>
@@ -1195,7 +1023,7 @@
                   <w:calcOnExit w:val="0"/>
                   <w:checkBox>
                     <w:size w:val="14"/>
-                    <w:default w:val="1"/>
+                    <w:default w:val="0"/>
                   </w:checkBox>
                 </w:ffData>
               </w:fldChar>
@@ -1537,7 +1365,7 @@
                   <w:calcOnExit w:val="0"/>
                   <w:checkBox>
                     <w:size w:val="14"/>
-                    <w:default w:val="1"/>
+                    <w:default w:val="0"/>
                   </w:checkBox>
                 </w:ffData>
               </w:fldChar>
@@ -1694,7 +1522,7 @@
                   <w:calcOnExit w:val="0"/>
                   <w:checkBox>
                     <w:size w:val="14"/>
-                    <w:default w:val="1"/>
+                    <w:default w:val="0"/>
                   </w:checkBox>
                 </w:ffData>
               </w:fldChar>
@@ -1852,7 +1680,7 @@
                   <w:calcOnExit w:val="0"/>
                   <w:checkBox>
                     <w:size w:val="14"/>
-                    <w:default w:val="1"/>
+                    <w:default w:val="0"/>
                   </w:checkBox>
                 </w:ffData>
               </w:fldChar>
@@ -2029,15 +1857,7 @@
                 <w:sz w:val="16"/>
                 <w:szCs w:val="16"/>
               </w:rPr>
-              <w:t>YENER ADAK ODA NO:33231 KOS ONAY TARİHİ:26.07.23 TOPLAM GÜÇ:65713</w:t>
-            </w:r>
-            <w:r>
-              <w:rPr>
-                <w:rFonts w:asciiTheme="minorHAnsi" w:hAnsiTheme="minorHAnsi"/>
-                <w:sz w:val="16"/>
-                <w:szCs w:val="16"/>
-              </w:rPr>
-              <w:t>W</w:t>
+              <w:t>YENER ADAK ODA NO:</w:t>
             </w:r>
           </w:p>
         </w:tc>
@@ -2235,7 +2055,7 @@
                   <w:calcOnExit w:val="0"/>
                   <w:checkBox>
                     <w:size w:val="14"/>
-                    <w:default w:val="1"/>
+                    <w:default w:val="0"/>
                   </w:checkBox>
                 </w:ffData>
               </w:fldChar>
@@ -2550,7 +2370,7 @@
                   <w:calcOnExit w:val="0"/>
                   <w:checkBox>
                     <w:size w:val="14"/>
-                    <w:default w:val="1"/>
+                    <w:default w:val="0"/>
                   </w:checkBox>
                 </w:ffData>
               </w:fldChar>
@@ -3000,7 +2820,25 @@
                 <w:sz w:val="16"/>
                 <w:szCs w:val="16"/>
               </w:rPr>
-              <w:t xml:space="preserve"> Eşpotansiyel topraklama ve beslemenin otomatik kesilmesi (TT, TN, IT)</w:t>
+              <w:t xml:space="preserve"> </w:t>
+            </w:r>
+            <w:proofErr w:type="spellStart"/>
+            <w:r>
+              <w:rPr>
+                <w:rFonts w:asciiTheme="minorHAnsi" w:hAnsiTheme="minorHAnsi"/>
+                <w:sz w:val="16"/>
+                <w:szCs w:val="16"/>
+              </w:rPr>
+              <w:t>Eşpotansiyel</w:t>
+            </w:r>
+            <w:proofErr w:type="spellEnd"/>
+            <w:r>
+              <w:rPr>
+                <w:rFonts w:asciiTheme="minorHAnsi" w:hAnsiTheme="minorHAnsi"/>
+                <w:sz w:val="16"/>
+                <w:szCs w:val="16"/>
+              </w:rPr>
+              <w:t xml:space="preserve"> topraklama ve beslemenin otomatik kesilmesi (TT, TN, IT)</w:t>
             </w:r>
             <w:r>
               <w:rPr>
@@ -3823,14 +3661,34 @@
                 <w:szCs w:val="16"/>
               </w:rPr>
             </w:pPr>
+            <w:proofErr w:type="spellStart"/>
             <w:r>
               <w:rPr>
                 <w:rFonts w:asciiTheme="minorHAnsi" w:hAnsiTheme="minorHAnsi" w:cs="Tahoma"/>
                 <w:sz w:val="16"/>
                 <w:szCs w:val="16"/>
               </w:rPr>
-              <w:t>Chauvin Arnoux</w:t>
-            </w:r>
+              <w:t>Chauvin</w:t>
+            </w:r>
+            <w:proofErr w:type="spellEnd"/>
+            <w:r>
+              <w:rPr>
+                <w:rFonts w:asciiTheme="minorHAnsi" w:hAnsiTheme="minorHAnsi" w:cs="Tahoma"/>
+                <w:sz w:val="16"/>
+                <w:szCs w:val="16"/>
+              </w:rPr>
+              <w:t xml:space="preserve"> </w:t>
+            </w:r>
+            <w:proofErr w:type="spellStart"/>
+            <w:r>
+              <w:rPr>
+                <w:rFonts w:asciiTheme="minorHAnsi" w:hAnsiTheme="minorHAnsi" w:cs="Tahoma"/>
+                <w:sz w:val="16"/>
+                <w:szCs w:val="16"/>
+              </w:rPr>
+              <w:t>Arnoux</w:t>
+            </w:r>
+            <w:proofErr w:type="spellEnd"/>
           </w:p>
         </w:tc>
         <w:tc>
@@ -4244,13 +4102,23 @@
                 <w:szCs w:val="16"/>
               </w:rPr>
             </w:pPr>
-            <w:r>
-              <w:rPr>
-                <w:rFonts w:asciiTheme="minorHAnsi" w:hAnsiTheme="minorHAnsi"/>
-                <w:sz w:val="16"/>
-                <w:szCs w:val="16"/>
-              </w:rPr>
-              <w:t>Zx: Ölçülen çevrim empedansı.</w:t>
+            <w:proofErr w:type="spellStart"/>
+            <w:r>
+              <w:rPr>
+                <w:rFonts w:asciiTheme="minorHAnsi" w:hAnsiTheme="minorHAnsi"/>
+                <w:sz w:val="16"/>
+                <w:szCs w:val="16"/>
+              </w:rPr>
+              <w:t>Zx</w:t>
+            </w:r>
+            <w:proofErr w:type="spellEnd"/>
+            <w:r>
+              <w:rPr>
+                <w:rFonts w:asciiTheme="minorHAnsi" w:hAnsiTheme="minorHAnsi"/>
+                <w:sz w:val="16"/>
+                <w:szCs w:val="16"/>
+              </w:rPr>
+              <w:t>: Ölçülen çevrim empedansı.</w:t>
             </w:r>
           </w:p>
           <w:p>
@@ -4262,13 +4130,23 @@
                 <w:szCs w:val="16"/>
               </w:rPr>
             </w:pPr>
-            <w:r>
-              <w:rPr>
-                <w:rFonts w:asciiTheme="minorHAnsi" w:hAnsiTheme="minorHAnsi"/>
-                <w:sz w:val="16"/>
-                <w:szCs w:val="16"/>
-              </w:rPr>
-              <w:t>Zs: Aşırı akım koruma cihazının açma akımına göre hesaplanan sınır çevrim empedansı.</w:t>
+            <w:proofErr w:type="spellStart"/>
+            <w:r>
+              <w:rPr>
+                <w:rFonts w:asciiTheme="minorHAnsi" w:hAnsiTheme="minorHAnsi"/>
+                <w:sz w:val="16"/>
+                <w:szCs w:val="16"/>
+              </w:rPr>
+              <w:t>Zs</w:t>
+            </w:r>
+            <w:proofErr w:type="spellEnd"/>
+            <w:r>
+              <w:rPr>
+                <w:rFonts w:asciiTheme="minorHAnsi" w:hAnsiTheme="minorHAnsi"/>
+                <w:sz w:val="16"/>
+                <w:szCs w:val="16"/>
+              </w:rPr>
+              <w:t>: Aşırı akım koruma cihazının açma akımına göre hesaplanan sınır çevrim empedansı.</w:t>
             </w:r>
           </w:p>
           <w:p>
@@ -4280,13 +4158,23 @@
                 <w:szCs w:val="16"/>
               </w:rPr>
             </w:pPr>
-            <w:r>
-              <w:rPr>
-                <w:rFonts w:asciiTheme="minorHAnsi" w:hAnsiTheme="minorHAnsi"/>
-                <w:sz w:val="16"/>
-                <w:szCs w:val="16"/>
-              </w:rPr>
-              <w:t>Rx: Ölçülen topraklama direnci.</w:t>
+            <w:proofErr w:type="spellStart"/>
+            <w:r>
+              <w:rPr>
+                <w:rFonts w:asciiTheme="minorHAnsi" w:hAnsiTheme="minorHAnsi"/>
+                <w:sz w:val="16"/>
+                <w:szCs w:val="16"/>
+              </w:rPr>
+              <w:t>Rx</w:t>
+            </w:r>
+            <w:proofErr w:type="spellEnd"/>
+            <w:r>
+              <w:rPr>
+                <w:rFonts w:asciiTheme="minorHAnsi" w:hAnsiTheme="minorHAnsi"/>
+                <w:sz w:val="16"/>
+                <w:szCs w:val="16"/>
+              </w:rPr>
+              <w:t>: Ölçülen topraklama direnci.</w:t>
             </w:r>
           </w:p>
           <w:p>
@@ -4316,13 +4204,23 @@
                 <w:szCs w:val="16"/>
               </w:rPr>
             </w:pPr>
-            <w:r>
-              <w:rPr>
-                <w:rFonts w:asciiTheme="minorHAnsi" w:hAnsiTheme="minorHAnsi"/>
-                <w:sz w:val="16"/>
-                <w:szCs w:val="16"/>
-              </w:rPr>
-              <w:t>Ik: Devredeki toprak çevrim empedansına göre hesaplanan ya da ölçülen faz- toprak hata akımı.</w:t>
+            <w:proofErr w:type="spellStart"/>
+            <w:r>
+              <w:rPr>
+                <w:rFonts w:asciiTheme="minorHAnsi" w:hAnsiTheme="minorHAnsi"/>
+                <w:sz w:val="16"/>
+                <w:szCs w:val="16"/>
+              </w:rPr>
+              <w:t>Ik</w:t>
+            </w:r>
+            <w:proofErr w:type="spellEnd"/>
+            <w:r>
+              <w:rPr>
+                <w:rFonts w:asciiTheme="minorHAnsi" w:hAnsiTheme="minorHAnsi"/>
+                <w:sz w:val="16"/>
+                <w:szCs w:val="16"/>
+              </w:rPr>
+              <w:t>: Devredeki toprak çevrim empedansına göre hesaplanan ya da ölçülen faz- toprak hata akımı.</w:t>
             </w:r>
           </w:p>
           <w:p>
@@ -4334,13 +4232,59 @@
                 <w:szCs w:val="16"/>
               </w:rPr>
             </w:pPr>
-            <w:r>
-              <w:rPr>
-                <w:rFonts w:asciiTheme="minorHAnsi" w:hAnsiTheme="minorHAnsi"/>
-                <w:sz w:val="16"/>
-                <w:szCs w:val="16"/>
-              </w:rPr>
-              <w:t>Ia: Aşırı akım koruma cihazının açma eğrisi tipine göre hesaplanan ani açma ya da otomatik açma akımı-RCD’ler için etiketinde yazılı beyan açma akımı (IΔn) IΔn: RCD (Artık akım anahtarı) için beyan açma akımı</w:t>
+            <w:proofErr w:type="spellStart"/>
+            <w:r>
+              <w:rPr>
+                <w:rFonts w:asciiTheme="minorHAnsi" w:hAnsiTheme="minorHAnsi"/>
+                <w:sz w:val="16"/>
+                <w:szCs w:val="16"/>
+              </w:rPr>
+              <w:t>Ia</w:t>
+            </w:r>
+            <w:proofErr w:type="spellEnd"/>
+            <w:r>
+              <w:rPr>
+                <w:rFonts w:asciiTheme="minorHAnsi" w:hAnsiTheme="minorHAnsi"/>
+                <w:sz w:val="16"/>
+                <w:szCs w:val="16"/>
+              </w:rPr>
+              <w:t>: Aşırı akım koruma cihazının açma eğrisi tipine göre hesaplanan ani açma ya da otomatik açma akımı-RCD’ler için etiketinde yazılı beyan açma akımı (</w:t>
+            </w:r>
+            <w:proofErr w:type="spellStart"/>
+            <w:r>
+              <w:rPr>
+                <w:rFonts w:asciiTheme="minorHAnsi" w:hAnsiTheme="minorHAnsi"/>
+                <w:sz w:val="16"/>
+                <w:szCs w:val="16"/>
+              </w:rPr>
+              <w:t>IΔn</w:t>
+            </w:r>
+            <w:proofErr w:type="spellEnd"/>
+            <w:r>
+              <w:rPr>
+                <w:rFonts w:asciiTheme="minorHAnsi" w:hAnsiTheme="minorHAnsi"/>
+                <w:sz w:val="16"/>
+                <w:szCs w:val="16"/>
+              </w:rPr>
+              <w:t xml:space="preserve">) </w:t>
+            </w:r>
+            <w:proofErr w:type="spellStart"/>
+            <w:r>
+              <w:rPr>
+                <w:rFonts w:asciiTheme="minorHAnsi" w:hAnsiTheme="minorHAnsi"/>
+                <w:sz w:val="16"/>
+                <w:szCs w:val="16"/>
+              </w:rPr>
+              <w:t>IΔn</w:t>
+            </w:r>
+            <w:proofErr w:type="spellEnd"/>
+            <w:r>
+              <w:rPr>
+                <w:rFonts w:asciiTheme="minorHAnsi" w:hAnsiTheme="minorHAnsi"/>
+                <w:sz w:val="16"/>
+                <w:szCs w:val="16"/>
+              </w:rPr>
+              <w:t>: RCD (Artık akım anahtarı) için beyan açma akımı</w:t>
             </w:r>
           </w:p>
           <w:p>
@@ -4376,7 +4320,43 @@
                 <w:sz w:val="16"/>
                 <w:szCs w:val="16"/>
               </w:rPr>
-              <w:t>TΔ: RCD için test açma zamanı-max: 200 ms.</w:t>
+              <w:t>TΔ: RCD için test açma zamanı-</w:t>
+            </w:r>
+            <w:proofErr w:type="spellStart"/>
+            <w:r>
+              <w:rPr>
+                <w:rFonts w:asciiTheme="minorHAnsi" w:hAnsiTheme="minorHAnsi"/>
+                <w:sz w:val="16"/>
+                <w:szCs w:val="16"/>
+              </w:rPr>
+              <w:t>max</w:t>
+            </w:r>
+            <w:proofErr w:type="spellEnd"/>
+            <w:r>
+              <w:rPr>
+                <w:rFonts w:asciiTheme="minorHAnsi" w:hAnsiTheme="minorHAnsi"/>
+                <w:sz w:val="16"/>
+                <w:szCs w:val="16"/>
+              </w:rPr>
+              <w:t xml:space="preserve">: 200 </w:t>
+            </w:r>
+            <w:proofErr w:type="spellStart"/>
+            <w:r>
+              <w:rPr>
+                <w:rFonts w:asciiTheme="minorHAnsi" w:hAnsiTheme="minorHAnsi"/>
+                <w:sz w:val="16"/>
+                <w:szCs w:val="16"/>
+              </w:rPr>
+              <w:t>ms</w:t>
+            </w:r>
+            <w:proofErr w:type="spellEnd"/>
+            <w:r>
+              <w:rPr>
+                <w:rFonts w:asciiTheme="minorHAnsi" w:hAnsiTheme="minorHAnsi"/>
+                <w:sz w:val="16"/>
+                <w:szCs w:val="16"/>
+              </w:rPr>
+              <w:t>.</w:t>
             </w:r>
           </w:p>
           <w:p>
@@ -4394,7 +4374,43 @@
                 <w:sz w:val="16"/>
                 <w:szCs w:val="16"/>
               </w:rPr>
-              <w:t>50V: Dokunma gerilimi sınır değeri (AG tesisat a.a da, normal, ya da kuru yerler)</w:t>
+              <w:t xml:space="preserve">50V: Dokunma gerilimi sınır değeri (AG tesisat </w:t>
+            </w:r>
+            <w:proofErr w:type="spellStart"/>
+            <w:r>
+              <w:rPr>
+                <w:rFonts w:asciiTheme="minorHAnsi" w:hAnsiTheme="minorHAnsi"/>
+                <w:sz w:val="16"/>
+                <w:szCs w:val="16"/>
+              </w:rPr>
+              <w:t>a.a</w:t>
+            </w:r>
+            <w:proofErr w:type="spellEnd"/>
+            <w:r>
+              <w:rPr>
+                <w:rFonts w:asciiTheme="minorHAnsi" w:hAnsiTheme="minorHAnsi"/>
+                <w:sz w:val="16"/>
+                <w:szCs w:val="16"/>
+              </w:rPr>
+              <w:t xml:space="preserve"> </w:t>
+            </w:r>
+            <w:proofErr w:type="gramStart"/>
+            <w:r>
+              <w:rPr>
+                <w:rFonts w:asciiTheme="minorHAnsi" w:hAnsiTheme="minorHAnsi"/>
+                <w:sz w:val="16"/>
+                <w:szCs w:val="16"/>
+              </w:rPr>
+              <w:t>da,</w:t>
+            </w:r>
+            <w:proofErr w:type="gramEnd"/>
+            <w:r>
+              <w:rPr>
+                <w:rFonts w:asciiTheme="minorHAnsi" w:hAnsiTheme="minorHAnsi"/>
+                <w:sz w:val="16"/>
+                <w:szCs w:val="16"/>
+              </w:rPr>
+              <w:t xml:space="preserve"> normal, ya da kuru yerler)</w:t>
             </w:r>
           </w:p>
           <w:p>
@@ -4412,7 +4428,43 @@
                 <w:sz w:val="16"/>
                 <w:szCs w:val="16"/>
               </w:rPr>
-              <w:t>25V: Dokunma gerilimi sınır değeri (AG tesisat a.a da, tehlikenin yüksek olduğu yerler, ıslak hacimler, tarımsal alanlar vb.)</w:t>
+              <w:t xml:space="preserve">25V: Dokunma gerilimi sınır değeri (AG tesisat </w:t>
+            </w:r>
+            <w:proofErr w:type="spellStart"/>
+            <w:r>
+              <w:rPr>
+                <w:rFonts w:asciiTheme="minorHAnsi" w:hAnsiTheme="minorHAnsi"/>
+                <w:sz w:val="16"/>
+                <w:szCs w:val="16"/>
+              </w:rPr>
+              <w:t>a.a</w:t>
+            </w:r>
+            <w:proofErr w:type="spellEnd"/>
+            <w:r>
+              <w:rPr>
+                <w:rFonts w:asciiTheme="minorHAnsi" w:hAnsiTheme="minorHAnsi"/>
+                <w:sz w:val="16"/>
+                <w:szCs w:val="16"/>
+              </w:rPr>
+              <w:t xml:space="preserve"> </w:t>
+            </w:r>
+            <w:proofErr w:type="gramStart"/>
+            <w:r>
+              <w:rPr>
+                <w:rFonts w:asciiTheme="minorHAnsi" w:hAnsiTheme="minorHAnsi"/>
+                <w:sz w:val="16"/>
+                <w:szCs w:val="16"/>
+              </w:rPr>
+              <w:t>da,</w:t>
+            </w:r>
+            <w:proofErr w:type="gramEnd"/>
+            <w:r>
+              <w:rPr>
+                <w:rFonts w:asciiTheme="minorHAnsi" w:hAnsiTheme="minorHAnsi"/>
+                <w:sz w:val="16"/>
+                <w:szCs w:val="16"/>
+              </w:rPr>
+              <w:t xml:space="preserve"> tehlikenin yüksek olduğu yerler, ıslak hacimler, tarımsal alanlar vb.)</w:t>
             </w:r>
           </w:p>
           <w:p>
@@ -4430,7 +4482,25 @@
                 <w:sz w:val="16"/>
                 <w:szCs w:val="16"/>
               </w:rPr>
-              <w:t>230V: (Uo) Hesaplamalar için kullanılacak faz-toprak veya faz-nötr gerilimi</w:t>
+              <w:t>230V: (</w:t>
+            </w:r>
+            <w:proofErr w:type="spellStart"/>
+            <w:r>
+              <w:rPr>
+                <w:rFonts w:asciiTheme="minorHAnsi" w:hAnsiTheme="minorHAnsi"/>
+                <w:sz w:val="16"/>
+                <w:szCs w:val="16"/>
+              </w:rPr>
+              <w:t>Uo</w:t>
+            </w:r>
+            <w:proofErr w:type="spellEnd"/>
+            <w:r>
+              <w:rPr>
+                <w:rFonts w:asciiTheme="minorHAnsi" w:hAnsiTheme="minorHAnsi"/>
+                <w:sz w:val="16"/>
+                <w:szCs w:val="16"/>
+              </w:rPr>
+              <w:t>) Hesaplamalar için kullanılacak faz-toprak veya faz-nötr gerilimi</w:t>
             </w:r>
           </w:p>
           <w:p>
@@ -4442,13 +4512,59 @@
                 <w:szCs w:val="16"/>
               </w:rPr>
             </w:pPr>
-            <w:r>
-              <w:rPr>
-                <w:rFonts w:asciiTheme="minorHAnsi" w:hAnsiTheme="minorHAnsi"/>
-                <w:sz w:val="16"/>
-                <w:szCs w:val="16"/>
-              </w:rPr>
-              <w:t>Zs&lt;230V/Ia: TN şebekeler için hesaplanan çevrim empedansı sınır değeri. (TN şebekeler için dolaylı dokunmaya karşı güvenlik şartı.) RA&lt;50V/Ia: TT şebekeler için hesaplanan topraklama direnci sınır değeri. (TT Şebekeler için dolaylı dokunmaya karşı güvenlik şartı.)</w:t>
+            <w:proofErr w:type="spellStart"/>
+            <w:r>
+              <w:rPr>
+                <w:rFonts w:asciiTheme="minorHAnsi" w:hAnsiTheme="minorHAnsi"/>
+                <w:sz w:val="16"/>
+                <w:szCs w:val="16"/>
+              </w:rPr>
+              <w:t>Zs</w:t>
+            </w:r>
+            <w:proofErr w:type="spellEnd"/>
+            <w:r>
+              <w:rPr>
+                <w:rFonts w:asciiTheme="minorHAnsi" w:hAnsiTheme="minorHAnsi"/>
+                <w:sz w:val="16"/>
+                <w:szCs w:val="16"/>
+              </w:rPr>
+              <w:t>&lt;230V/</w:t>
+            </w:r>
+            <w:proofErr w:type="spellStart"/>
+            <w:r>
+              <w:rPr>
+                <w:rFonts w:asciiTheme="minorHAnsi" w:hAnsiTheme="minorHAnsi"/>
+                <w:sz w:val="16"/>
+                <w:szCs w:val="16"/>
+              </w:rPr>
+              <w:t>Ia</w:t>
+            </w:r>
+            <w:proofErr w:type="spellEnd"/>
+            <w:r>
+              <w:rPr>
+                <w:rFonts w:asciiTheme="minorHAnsi" w:hAnsiTheme="minorHAnsi"/>
+                <w:sz w:val="16"/>
+                <w:szCs w:val="16"/>
+              </w:rPr>
+              <w:t>: TN şebekeler için hesaplanan çevrim empedansı sınır değeri. (TN şebekeler için dolaylı dokunmaya karşı güvenlik şartı.) RA&lt;50V/</w:t>
+            </w:r>
+            <w:proofErr w:type="spellStart"/>
+            <w:r>
+              <w:rPr>
+                <w:rFonts w:asciiTheme="minorHAnsi" w:hAnsiTheme="minorHAnsi"/>
+                <w:sz w:val="16"/>
+                <w:szCs w:val="16"/>
+              </w:rPr>
+              <w:t>Ia</w:t>
+            </w:r>
+            <w:proofErr w:type="spellEnd"/>
+            <w:r>
+              <w:rPr>
+                <w:rFonts w:asciiTheme="minorHAnsi" w:hAnsiTheme="minorHAnsi"/>
+                <w:sz w:val="16"/>
+                <w:szCs w:val="16"/>
+              </w:rPr>
+              <w:t>: TT şebekeler için hesaplanan topraklama direnci sınır değeri. (TT Şebekeler için dolaylı dokunmaya karşı güvenlik şartı.)</w:t>
             </w:r>
           </w:p>
         </w:tc>
@@ -4540,7 +4656,6 @@
                 <w:sz w:val="16"/>
                 <w:szCs w:val="16"/>
               </w:rPr>
-              <w:lastRenderedPageBreak/>
               <w:t>5. KONTROL KRİTERLERİ VE TESTLER</w:t>
             </w:r>
           </w:p>
@@ -4596,6 +4711,7 @@
                 <w:sz w:val="16"/>
                 <w:szCs w:val="16"/>
               </w:rPr>
+              <w:lastRenderedPageBreak/>
               <w:t>Ölçüm ve doğrulama metodu</w:t>
             </w:r>
           </w:p>
@@ -4821,13 +4937,41 @@
               </w:rPr>
               <w:t xml:space="preserve"> </w:t>
             </w:r>
-            <w:r>
-              <w:rPr>
-                <w:rFonts w:asciiTheme="minorHAnsi" w:hAnsiTheme="minorHAnsi"/>
-                <w:sz w:val="16"/>
-                <w:szCs w:val="16"/>
-              </w:rPr>
-              <w:t>Klamp metodu (Çoklu topraklayıcılı)</w:t>
+            <w:proofErr w:type="spellStart"/>
+            <w:r>
+              <w:rPr>
+                <w:rFonts w:asciiTheme="minorHAnsi" w:hAnsiTheme="minorHAnsi"/>
+                <w:sz w:val="16"/>
+                <w:szCs w:val="16"/>
+              </w:rPr>
+              <w:t>Klamp</w:t>
+            </w:r>
+            <w:proofErr w:type="spellEnd"/>
+            <w:r>
+              <w:rPr>
+                <w:rFonts w:asciiTheme="minorHAnsi" w:hAnsiTheme="minorHAnsi"/>
+                <w:sz w:val="16"/>
+                <w:szCs w:val="16"/>
+              </w:rPr>
+              <w:t xml:space="preserve"> metodu (Çoklu </w:t>
+            </w:r>
+            <w:proofErr w:type="spellStart"/>
+            <w:r>
+              <w:rPr>
+                <w:rFonts w:asciiTheme="minorHAnsi" w:hAnsiTheme="minorHAnsi"/>
+                <w:sz w:val="16"/>
+                <w:szCs w:val="16"/>
+              </w:rPr>
+              <w:t>topraklayıcılı</w:t>
+            </w:r>
+            <w:proofErr w:type="spellEnd"/>
+            <w:r>
+              <w:rPr>
+                <w:rFonts w:asciiTheme="minorHAnsi" w:hAnsiTheme="minorHAnsi"/>
+                <w:sz w:val="16"/>
+                <w:szCs w:val="16"/>
+              </w:rPr>
+              <w:t>)</w:t>
             </w:r>
           </w:p>
         </w:tc>
@@ -5042,7 +5186,53 @@
                 <w:sz w:val="16"/>
                 <w:szCs w:val="16"/>
               </w:rPr>
-              <w:t>In(A) / IΔn(mA)</w:t>
+              <w:t xml:space="preserve">In(A) / </w:t>
+            </w:r>
+            <w:proofErr w:type="spellStart"/>
+            <w:r>
+              <w:rPr>
+                <w:rFonts w:asciiTheme="minorHAnsi" w:hAnsiTheme="minorHAnsi"/>
+                <w:sz w:val="16"/>
+                <w:szCs w:val="16"/>
+              </w:rPr>
+              <w:t>I</w:t>
+            </w:r>
+            <w:proofErr w:type="gramStart"/>
+            <w:r>
+              <w:rPr>
+                <w:rFonts w:asciiTheme="minorHAnsi" w:hAnsiTheme="minorHAnsi"/>
+                <w:sz w:val="16"/>
+                <w:szCs w:val="16"/>
+              </w:rPr>
+              <w:t>Δn</w:t>
+            </w:r>
+            <w:proofErr w:type="spellEnd"/>
+            <w:r>
+              <w:rPr>
+                <w:rFonts w:asciiTheme="minorHAnsi" w:hAnsiTheme="minorHAnsi"/>
+                <w:sz w:val="16"/>
+                <w:szCs w:val="16"/>
+              </w:rPr>
+              <w:t>(</w:t>
+            </w:r>
+            <w:proofErr w:type="spellStart"/>
+            <w:proofErr w:type="gramEnd"/>
+            <w:r>
+              <w:rPr>
+                <w:rFonts w:asciiTheme="minorHAnsi" w:hAnsiTheme="minorHAnsi"/>
+                <w:sz w:val="16"/>
+                <w:szCs w:val="16"/>
+              </w:rPr>
+              <w:t>mA</w:t>
+            </w:r>
+            <w:proofErr w:type="spellEnd"/>
+            <w:r>
+              <w:rPr>
+                <w:rFonts w:asciiTheme="minorHAnsi" w:hAnsiTheme="minorHAnsi"/>
+                <w:sz w:val="16"/>
+                <w:szCs w:val="16"/>
+              </w:rPr>
+              <w:t>)</w:t>
             </w:r>
           </w:p>
         </w:tc>
@@ -5237,13 +5427,23 @@
                 <w:szCs w:val="16"/>
               </w:rPr>
             </w:pPr>
-            <w:r>
-              <w:rPr>
-                <w:rFonts w:asciiTheme="minorHAnsi" w:hAnsiTheme="minorHAnsi"/>
-                <w:sz w:val="16"/>
-                <w:szCs w:val="16"/>
-              </w:rPr>
-              <w:t>Ia (A)</w:t>
+            <w:proofErr w:type="spellStart"/>
+            <w:r>
+              <w:rPr>
+                <w:rFonts w:asciiTheme="minorHAnsi" w:hAnsiTheme="minorHAnsi"/>
+                <w:sz w:val="16"/>
+                <w:szCs w:val="16"/>
+              </w:rPr>
+              <w:t>Ia</w:t>
+            </w:r>
+            <w:proofErr w:type="spellEnd"/>
+            <w:r>
+              <w:rPr>
+                <w:rFonts w:asciiTheme="minorHAnsi" w:hAnsiTheme="minorHAnsi"/>
+                <w:sz w:val="16"/>
+                <w:szCs w:val="16"/>
+              </w:rPr>
+              <w:t xml:space="preserve"> (A)</w:t>
             </w:r>
           </w:p>
         </w:tc>
@@ -5280,13 +5480,23 @@
                 <w:szCs w:val="16"/>
               </w:rPr>
             </w:pPr>
-            <w:r>
-              <w:rPr>
-                <w:rFonts w:asciiTheme="minorHAnsi" w:hAnsiTheme="minorHAnsi"/>
-                <w:sz w:val="16"/>
-                <w:szCs w:val="16"/>
-              </w:rPr>
-              <w:t>kısa devre akımı</w:t>
+            <w:proofErr w:type="gramStart"/>
+            <w:r>
+              <w:rPr>
+                <w:rFonts w:asciiTheme="minorHAnsi" w:hAnsiTheme="minorHAnsi"/>
+                <w:sz w:val="16"/>
+                <w:szCs w:val="16"/>
+              </w:rPr>
+              <w:t>kısa</w:t>
+            </w:r>
+            <w:proofErr w:type="gramEnd"/>
+            <w:r>
+              <w:rPr>
+                <w:rFonts w:asciiTheme="minorHAnsi" w:hAnsiTheme="minorHAnsi"/>
+                <w:sz w:val="16"/>
+                <w:szCs w:val="16"/>
+              </w:rPr>
+              <w:t xml:space="preserve"> devre akımı</w:t>
             </w:r>
           </w:p>
           <w:p>
@@ -5341,14 +5551,34 @@
                 <w:szCs w:val="16"/>
               </w:rPr>
             </w:pPr>
-            <w:r>
-              <w:rPr>
-                <w:rFonts w:asciiTheme="minorHAnsi" w:hAnsiTheme="minorHAnsi"/>
-                <w:sz w:val="16"/>
-                <w:szCs w:val="16"/>
-              </w:rPr>
-              <w:t>Zx/Rx</w:t>
-            </w:r>
+            <w:proofErr w:type="spellStart"/>
+            <w:r>
+              <w:rPr>
+                <w:rFonts w:asciiTheme="minorHAnsi" w:hAnsiTheme="minorHAnsi"/>
+                <w:sz w:val="16"/>
+                <w:szCs w:val="16"/>
+              </w:rPr>
+              <w:t>Zx</w:t>
+            </w:r>
+            <w:proofErr w:type="spellEnd"/>
+            <w:r>
+              <w:rPr>
+                <w:rFonts w:asciiTheme="minorHAnsi" w:hAnsiTheme="minorHAnsi"/>
+                <w:sz w:val="16"/>
+                <w:szCs w:val="16"/>
+              </w:rPr>
+              <w:t>/</w:t>
+            </w:r>
+            <w:proofErr w:type="spellStart"/>
+            <w:r>
+              <w:rPr>
+                <w:rFonts w:asciiTheme="minorHAnsi" w:hAnsiTheme="minorHAnsi"/>
+                <w:sz w:val="16"/>
+                <w:szCs w:val="16"/>
+              </w:rPr>
+              <w:t>Rx</w:t>
+            </w:r>
+            <w:proofErr w:type="spellEnd"/>
           </w:p>
           <w:p>
             <w:pPr>
@@ -5402,13 +5632,23 @@
                 <w:szCs w:val="16"/>
               </w:rPr>
             </w:pPr>
-            <w:r>
-              <w:rPr>
-                <w:rFonts w:asciiTheme="minorHAnsi" w:hAnsiTheme="minorHAnsi"/>
-                <w:sz w:val="16"/>
-                <w:szCs w:val="16"/>
-              </w:rPr>
-              <w:t>Zs /RA</w:t>
+            <w:proofErr w:type="spellStart"/>
+            <w:r>
+              <w:rPr>
+                <w:rFonts w:asciiTheme="minorHAnsi" w:hAnsiTheme="minorHAnsi"/>
+                <w:sz w:val="16"/>
+                <w:szCs w:val="16"/>
+              </w:rPr>
+              <w:t>Zs</w:t>
+            </w:r>
+            <w:proofErr w:type="spellEnd"/>
+            <w:r>
+              <w:rPr>
+                <w:rFonts w:asciiTheme="minorHAnsi" w:hAnsiTheme="minorHAnsi"/>
+                <w:sz w:val="16"/>
+                <w:szCs w:val="16"/>
+              </w:rPr>
+              <w:t xml:space="preserve"> /RA</w:t>
             </w:r>
           </w:p>
           <w:p>
@@ -5486,7 +5726,25 @@
                 <w:sz w:val="16"/>
                 <w:szCs w:val="16"/>
               </w:rPr>
-              <w:t>IΔ (mA)</w:t>
+              <w:t>IΔ (</w:t>
+            </w:r>
+            <w:proofErr w:type="spellStart"/>
+            <w:r>
+              <w:rPr>
+                <w:rFonts w:asciiTheme="minorHAnsi" w:hAnsiTheme="minorHAnsi"/>
+                <w:sz w:val="16"/>
+                <w:szCs w:val="16"/>
+              </w:rPr>
+              <w:t>mA</w:t>
+            </w:r>
+            <w:proofErr w:type="spellEnd"/>
+            <w:r>
+              <w:rPr>
+                <w:rFonts w:asciiTheme="minorHAnsi" w:hAnsiTheme="minorHAnsi"/>
+                <w:sz w:val="16"/>
+                <w:szCs w:val="16"/>
+              </w:rPr>
+              <w:t>)</w:t>
             </w:r>
           </w:p>
         </w:tc>
@@ -5529,7 +5787,25 @@
                 <w:sz w:val="16"/>
                 <w:szCs w:val="16"/>
               </w:rPr>
-              <w:t>TΔ (ms)</w:t>
+              <w:t>TΔ (</w:t>
+            </w:r>
+            <w:proofErr w:type="spellStart"/>
+            <w:r>
+              <w:rPr>
+                <w:rFonts w:asciiTheme="minorHAnsi" w:hAnsiTheme="minorHAnsi"/>
+                <w:sz w:val="16"/>
+                <w:szCs w:val="16"/>
+              </w:rPr>
+              <w:t>ms</w:t>
+            </w:r>
+            <w:proofErr w:type="spellEnd"/>
+            <w:r>
+              <w:rPr>
+                <w:rFonts w:asciiTheme="minorHAnsi" w:hAnsiTheme="minorHAnsi"/>
+                <w:sz w:val="16"/>
+                <w:szCs w:val="16"/>
+              </w:rPr>
+              <w:t>)</w:t>
             </w:r>
           </w:p>
         </w:tc>
@@ -5678,7 +5954,6 @@
         <w:tc>
           <w:tcPr>
             <w:tcW w:w="936" w:type="dxa"/>
-            <w:shd w:val="clear" w:color="auto" w:fill="auto"/>
             <w:vAlign w:val="center"/>
           </w:tcPr>
           <w:p>
@@ -21954,7 +22229,6 @@
                 <w:sz w:val="16"/>
                 <w:szCs w:val="16"/>
               </w:rPr>
-              <w:lastRenderedPageBreak/>
               <w:t>56</w:t>
             </w:r>
           </w:p>
@@ -22839,6 +23113,7 @@
                 <w:sz w:val="16"/>
                 <w:szCs w:val="16"/>
               </w:rPr>
+              <w:lastRenderedPageBreak/>
               <w:t>59</w:t>
             </w:r>
           </w:p>
@@ -28430,13 +28705,23 @@
                 <w:szCs w:val="16"/>
               </w:rPr>
             </w:pPr>
-            <w:r>
-              <w:rPr>
-                <w:rFonts w:asciiTheme="minorHAnsi" w:hAnsiTheme="minorHAnsi"/>
-                <w:sz w:val="16"/>
-                <w:szCs w:val="16"/>
-              </w:rPr>
-              <w:t>notu)</w:t>
+            <w:proofErr w:type="gramStart"/>
+            <w:r>
+              <w:rPr>
+                <w:rFonts w:asciiTheme="minorHAnsi" w:hAnsiTheme="minorHAnsi"/>
+                <w:sz w:val="16"/>
+                <w:szCs w:val="16"/>
+              </w:rPr>
+              <w:t>notu</w:t>
+            </w:r>
+            <w:proofErr w:type="gramEnd"/>
+            <w:r>
+              <w:rPr>
+                <w:rFonts w:asciiTheme="minorHAnsi" w:hAnsiTheme="minorHAnsi"/>
+                <w:sz w:val="16"/>
+                <w:szCs w:val="16"/>
+              </w:rPr>
+              <w:t>)</w:t>
             </w:r>
           </w:p>
         </w:tc>
@@ -28584,13 +28869,41 @@
                 <w:szCs w:val="16"/>
               </w:rPr>
             </w:pPr>
-            <w:r>
-              <w:rPr>
-                <w:rFonts w:asciiTheme="minorHAnsi" w:hAnsiTheme="minorHAnsi"/>
-                <w:sz w:val="16"/>
-                <w:szCs w:val="16"/>
-              </w:rPr>
-              <w:t>IΔn (mA)</w:t>
+            <w:proofErr w:type="spellStart"/>
+            <w:r>
+              <w:rPr>
+                <w:rFonts w:asciiTheme="minorHAnsi" w:hAnsiTheme="minorHAnsi"/>
+                <w:sz w:val="16"/>
+                <w:szCs w:val="16"/>
+              </w:rPr>
+              <w:t>IΔn</w:t>
+            </w:r>
+            <w:proofErr w:type="spellEnd"/>
+            <w:r>
+              <w:rPr>
+                <w:rFonts w:asciiTheme="minorHAnsi" w:hAnsiTheme="minorHAnsi"/>
+                <w:sz w:val="16"/>
+                <w:szCs w:val="16"/>
+              </w:rPr>
+              <w:t xml:space="preserve"> (</w:t>
+            </w:r>
+            <w:proofErr w:type="spellStart"/>
+            <w:r>
+              <w:rPr>
+                <w:rFonts w:asciiTheme="minorHAnsi" w:hAnsiTheme="minorHAnsi"/>
+                <w:sz w:val="16"/>
+                <w:szCs w:val="16"/>
+              </w:rPr>
+              <w:t>mA</w:t>
+            </w:r>
+            <w:proofErr w:type="spellEnd"/>
+            <w:r>
+              <w:rPr>
+                <w:rFonts w:asciiTheme="minorHAnsi" w:hAnsiTheme="minorHAnsi"/>
+                <w:sz w:val="16"/>
+                <w:szCs w:val="16"/>
+              </w:rPr>
+              <w:t>)</w:t>
             </w:r>
           </w:p>
         </w:tc>
@@ -28616,7 +28929,25 @@
                 <w:sz w:val="16"/>
                 <w:szCs w:val="16"/>
               </w:rPr>
-              <w:t>Açma zamanı gecikmesi (ms)</w:t>
+              <w:t>Açma zamanı gecikmesi (</w:t>
+            </w:r>
+            <w:proofErr w:type="spellStart"/>
+            <w:r>
+              <w:rPr>
+                <w:rFonts w:asciiTheme="minorHAnsi" w:hAnsiTheme="minorHAnsi"/>
+                <w:sz w:val="16"/>
+                <w:szCs w:val="16"/>
+              </w:rPr>
+              <w:t>ms</w:t>
+            </w:r>
+            <w:proofErr w:type="spellEnd"/>
+            <w:r>
+              <w:rPr>
+                <w:rFonts w:asciiTheme="minorHAnsi" w:hAnsiTheme="minorHAnsi"/>
+                <w:sz w:val="16"/>
+                <w:szCs w:val="16"/>
+              </w:rPr>
+              <w:t>)</w:t>
             </w:r>
           </w:p>
         </w:tc>
@@ -28700,13 +29031,41 @@
                 <w:szCs w:val="16"/>
               </w:rPr>
             </w:pPr>
-            <w:r>
-              <w:rPr>
-                <w:rFonts w:asciiTheme="minorHAnsi" w:hAnsiTheme="minorHAnsi"/>
-                <w:sz w:val="16"/>
-                <w:szCs w:val="16"/>
-              </w:rPr>
-              <w:t>IΔn (mA)</w:t>
+            <w:proofErr w:type="spellStart"/>
+            <w:r>
+              <w:rPr>
+                <w:rFonts w:asciiTheme="minorHAnsi" w:hAnsiTheme="minorHAnsi"/>
+                <w:sz w:val="16"/>
+                <w:szCs w:val="16"/>
+              </w:rPr>
+              <w:t>IΔn</w:t>
+            </w:r>
+            <w:proofErr w:type="spellEnd"/>
+            <w:r>
+              <w:rPr>
+                <w:rFonts w:asciiTheme="minorHAnsi" w:hAnsiTheme="minorHAnsi"/>
+                <w:sz w:val="16"/>
+                <w:szCs w:val="16"/>
+              </w:rPr>
+              <w:t xml:space="preserve"> (</w:t>
+            </w:r>
+            <w:proofErr w:type="spellStart"/>
+            <w:r>
+              <w:rPr>
+                <w:rFonts w:asciiTheme="minorHAnsi" w:hAnsiTheme="minorHAnsi"/>
+                <w:sz w:val="16"/>
+                <w:szCs w:val="16"/>
+              </w:rPr>
+              <w:t>mA</w:t>
+            </w:r>
+            <w:proofErr w:type="spellEnd"/>
+            <w:r>
+              <w:rPr>
+                <w:rFonts w:asciiTheme="minorHAnsi" w:hAnsiTheme="minorHAnsi"/>
+                <w:sz w:val="16"/>
+                <w:szCs w:val="16"/>
+              </w:rPr>
+              <w:t>)</w:t>
             </w:r>
           </w:p>
         </w:tc>
@@ -28751,7 +29110,25 @@
                 <w:sz w:val="16"/>
                 <w:szCs w:val="16"/>
               </w:rPr>
-              <w:t>TΔ (ms)</w:t>
+              <w:t>TΔ (</w:t>
+            </w:r>
+            <w:proofErr w:type="spellStart"/>
+            <w:r>
+              <w:rPr>
+                <w:rFonts w:asciiTheme="minorHAnsi" w:hAnsiTheme="minorHAnsi"/>
+                <w:sz w:val="16"/>
+                <w:szCs w:val="16"/>
+              </w:rPr>
+              <w:t>ms</w:t>
+            </w:r>
+            <w:proofErr w:type="spellEnd"/>
+            <w:r>
+              <w:rPr>
+                <w:rFonts w:asciiTheme="minorHAnsi" w:hAnsiTheme="minorHAnsi"/>
+                <w:sz w:val="16"/>
+                <w:szCs w:val="16"/>
+              </w:rPr>
+              <w:t>)</w:t>
             </w:r>
           </w:p>
         </w:tc>
@@ -28839,7 +29216,6 @@
         <w:tc>
           <w:tcPr>
             <w:tcW w:w="567" w:type="dxa"/>
-            <w:shd w:val="clear" w:color="auto" w:fill="auto"/>
             <w:vAlign w:val="center"/>
           </w:tcPr>
           <w:p>
@@ -28864,7 +29240,6 @@
         <w:tc>
           <w:tcPr>
             <w:tcW w:w="851" w:type="dxa"/>
-            <w:shd w:val="clear" w:color="auto" w:fill="auto"/>
             <w:vAlign w:val="center"/>
           </w:tcPr>
           <w:p>
@@ -28889,7 +29264,6 @@
         <w:tc>
           <w:tcPr>
             <w:tcW w:w="850" w:type="dxa"/>
-            <w:shd w:val="clear" w:color="auto" w:fill="auto"/>
             <w:vAlign w:val="center"/>
           </w:tcPr>
           <w:p>
@@ -28914,7 +29288,6 @@
         <w:tc>
           <w:tcPr>
             <w:tcW w:w="993" w:type="dxa"/>
-            <w:shd w:val="clear" w:color="auto" w:fill="auto"/>
             <w:vAlign w:val="center"/>
           </w:tcPr>
           <w:p>
@@ -28939,7 +29312,6 @@
         <w:tc>
           <w:tcPr>
             <w:tcW w:w="992" w:type="dxa"/>
-            <w:shd w:val="clear" w:color="auto" w:fill="auto"/>
           </w:tcPr>
           <w:p>
             <w:pPr>
@@ -28963,7 +29335,6 @@
         <w:tc>
           <w:tcPr>
             <w:tcW w:w="850" w:type="dxa"/>
-            <w:shd w:val="clear" w:color="auto" w:fill="auto"/>
             <w:vAlign w:val="center"/>
           </w:tcPr>
           <w:p>
@@ -28988,7 +29359,6 @@
         <w:tc>
           <w:tcPr>
             <w:tcW w:w="709" w:type="dxa"/>
-            <w:shd w:val="clear" w:color="auto" w:fill="auto"/>
             <w:vAlign w:val="center"/>
           </w:tcPr>
           <w:p>
@@ -29013,7 +29383,6 @@
         <w:tc>
           <w:tcPr>
             <w:tcW w:w="709" w:type="dxa"/>
-            <w:shd w:val="clear" w:color="auto" w:fill="auto"/>
             <w:vAlign w:val="center"/>
           </w:tcPr>
           <w:p>
@@ -30459,7 +30828,6 @@
                 <w:sz w:val="16"/>
                 <w:szCs w:val="16"/>
               </w:rPr>
-              <w:lastRenderedPageBreak/>
               <w:t>6. KUSUR AÇIKLAMALARI</w:t>
             </w:r>
           </w:p>
@@ -30760,7 +31128,25 @@
                 <w:sz w:val="16"/>
                 <w:szCs w:val="16"/>
               </w:rPr>
-              <w:t>Tespit edilen hafif kusurların bir sonraki periyodik kontrol tarihine kadar giderilmesi gereklidir. (*)Bu not, sadece hafif kusur tespit edilmesi durumunda yazılacaktır.</w:t>
+              <w:t>Tespit edilen hafif kusurların bir sonraki periyodik kontrol tarihine kadar giderilmesi gereklidir. (</w:t>
+            </w:r>
+            <w:proofErr w:type="gramStart"/>
+            <w:r>
+              <w:rPr>
+                <w:rFonts w:asciiTheme="minorHAnsi" w:hAnsiTheme="minorHAnsi"/>
+                <w:sz w:val="16"/>
+                <w:szCs w:val="16"/>
+              </w:rPr>
+              <w:t>*)Bu</w:t>
+            </w:r>
+            <w:proofErr w:type="gramEnd"/>
+            <w:r>
+              <w:rPr>
+                <w:rFonts w:asciiTheme="minorHAnsi" w:hAnsiTheme="minorHAnsi"/>
+                <w:sz w:val="16"/>
+                <w:szCs w:val="16"/>
+              </w:rPr>
+              <w:t xml:space="preserve"> not, sadece hafif kusur tespit edilmesi durumunda yazılacaktır.</w:t>
             </w:r>
           </w:p>
           <w:p>
@@ -30890,7 +31276,43 @@
                 <w:sz w:val="16"/>
                 <w:szCs w:val="16"/>
               </w:rPr>
-              <w:t>Not-5: TT veya TN (TN-S veya TN-CS’nin S bölümü) şebeke sistemlerinde 32 A’e kadar genel kullanım priz tesisatlarında, 32 A’e kadar seyyar cihaz prizlerinde 30 mA artık akım cihazı RCD kullanımı zorunludur. 32 A’in üzerindeki devrelerde ise, doğal kaçak akımların kaçınılmaz olduğu durumlarda, uygun seçilmiş kaçak akım koruma cihazları (RCD), diğer elektrik çarpmasına karşı koruma önlemleriyle birlikte kullanılmalıdır. Doğal kaçakların bulunduğu bölümlere ilişkin teknik detay ve sebepler periyodik kontrol raporunun ilgili bölümlerinde belirtilmelidir. (Ağır kusur)</w:t>
+              <w:t>Not-5: TT veya TN (TN-S veya TN-</w:t>
+            </w:r>
+            <w:proofErr w:type="spellStart"/>
+            <w:r>
+              <w:rPr>
+                <w:rFonts w:asciiTheme="minorHAnsi" w:hAnsiTheme="minorHAnsi"/>
+                <w:sz w:val="16"/>
+                <w:szCs w:val="16"/>
+              </w:rPr>
+              <w:t>CS’nin</w:t>
+            </w:r>
+            <w:proofErr w:type="spellEnd"/>
+            <w:r>
+              <w:rPr>
+                <w:rFonts w:asciiTheme="minorHAnsi" w:hAnsiTheme="minorHAnsi"/>
+                <w:sz w:val="16"/>
+                <w:szCs w:val="16"/>
+              </w:rPr>
+              <w:t xml:space="preserve"> S bölümü) şebeke sistemlerinde 32 A’e kadar genel kullanım priz tesisatlarında, 32 A’e kadar seyyar cihaz prizlerinde 30 </w:t>
+            </w:r>
+            <w:proofErr w:type="spellStart"/>
+            <w:r>
+              <w:rPr>
+                <w:rFonts w:asciiTheme="minorHAnsi" w:hAnsiTheme="minorHAnsi"/>
+                <w:sz w:val="16"/>
+                <w:szCs w:val="16"/>
+              </w:rPr>
+              <w:t>mA</w:t>
+            </w:r>
+            <w:proofErr w:type="spellEnd"/>
+            <w:r>
+              <w:rPr>
+                <w:rFonts w:asciiTheme="minorHAnsi" w:hAnsiTheme="minorHAnsi"/>
+                <w:sz w:val="16"/>
+                <w:szCs w:val="16"/>
+              </w:rPr>
+              <w:t xml:space="preserve"> artık akım cihazı RCD kullanımı zorunludur. 32 A’in üzerindeki devrelerde ise, doğal kaçak akımların kaçınılmaz olduğu durumlarda, uygun seçilmiş kaçak akım koruma cihazları (RCD), diğer elektrik çarpmasına karşı koruma önlemleriyle birlikte kullanılmalıdır. Doğal kaçakların bulunduğu bölümlere ilişkin teknik detay ve sebepler periyodik kontrol raporunun ilgili bölümlerinde belirtilmelidir. (Ağır kusur)</w:t>
             </w:r>
           </w:p>
           <w:p>
@@ -31018,7 +31440,25 @@
                 <w:sz w:val="16"/>
                 <w:szCs w:val="16"/>
               </w:rPr>
-              <w:t xml:space="preserve">Not-10: Priz üzerinde Nötr-Toprak birleşikliği (sıfırlama yapıldığı) tespit edildiğinden yetersiz. Tesis topraklama tipi TT ise sıfırlama yapılamaz. TN ise PEN iletken kesiti &lt;10 mm2 olamayacağından 2,5 mm2 prizde sıfırlama yapılamaz. </w:t>
+              <w:t xml:space="preserve">Not-10: Priz üzerinde Nötr-Toprak </w:t>
+            </w:r>
+            <w:proofErr w:type="spellStart"/>
+            <w:r>
+              <w:rPr>
+                <w:rFonts w:asciiTheme="minorHAnsi" w:hAnsiTheme="minorHAnsi"/>
+                <w:sz w:val="16"/>
+                <w:szCs w:val="16"/>
+              </w:rPr>
+              <w:t>birleşikliği</w:t>
+            </w:r>
+            <w:proofErr w:type="spellEnd"/>
+            <w:r>
+              <w:rPr>
+                <w:rFonts w:asciiTheme="minorHAnsi" w:hAnsiTheme="minorHAnsi"/>
+                <w:sz w:val="16"/>
+                <w:szCs w:val="16"/>
+              </w:rPr>
+              <w:t xml:space="preserve"> (sıfırlama yapıldığı) tespit edildiğinden yetersiz. Tesis topraklama tipi TT ise sıfırlama yapılamaz. TN ise PEN iletken kesiti &lt;10 mm2 olamayacağından 2,5 mm2 prizde sıfırlama yapılamaz. </w:t>
             </w:r>
             <w:r>
               <w:rPr>
@@ -31272,7 +31712,7 @@
                 <w:noProof/>
               </w:rPr>
               <w:drawing>
-                <wp:anchor distT="0" distB="0" distL="114300" distR="114300" simplePos="0" relativeHeight="251658752" behindDoc="0" locked="0" layoutInCell="1" allowOverlap="1" wp14:anchorId="15FF7F91" wp14:editId="05CD94E7">
+                <wp:anchor distT="0" distB="0" distL="114300" distR="114300" simplePos="0" relativeHeight="251658752" behindDoc="0" locked="0" layoutInCell="1" allowOverlap="1" wp14:anchorId="15FF7F91" wp14:editId="54E75250">
                   <wp:simplePos x="0" y="0"/>
                   <wp:positionH relativeFrom="column">
                     <wp:posOffset>108585</wp:posOffset>
@@ -31845,6 +32285,7 @@
                 <w:szCs w:val="15"/>
               </w:rPr>
             </w:pPr>
+            <w:proofErr w:type="spellStart"/>
             <w:r>
               <w:rPr>
                 <w:rFonts w:asciiTheme="minorHAnsi" w:hAnsiTheme="minorHAnsi" w:cs="Tahoma"/>
@@ -31852,7 +32293,17 @@
                 <w:sz w:val="15"/>
                 <w:szCs w:val="15"/>
               </w:rPr>
-              <w:t>Ekipnet Kayıt No</w:t>
+              <w:t>Ekipnet</w:t>
+            </w:r>
+            <w:proofErr w:type="spellEnd"/>
+            <w:r>
+              <w:rPr>
+                <w:rFonts w:asciiTheme="minorHAnsi" w:hAnsiTheme="minorHAnsi" w:cs="Tahoma"/>
+                <w:b/>
+                <w:sz w:val="15"/>
+                <w:szCs w:val="15"/>
+              </w:rPr>
+              <w:t xml:space="preserve"> Kayıt No</w:t>
             </w:r>
           </w:p>
         </w:tc>
@@ -31924,7 +32375,7 @@
 </file>
 
 <file path=word/endnotes.xml><?xml version="1.0" encoding="utf-8"?>
-<w:endnotes xmlns:wpc="http://schemas.microsoft.com/office/word/2010/wordprocessingCanvas" xmlns:cx="http://schemas.microsoft.com/office/drawing/2014/chartex" xmlns:cx1="http://schemas.microsoft.com/office/drawing/2015/9/8/chartex" xmlns:cx2="http://schemas.microsoft.com/office/drawing/2015/10/21/chartex" xmlns:cx3="http://schemas.microsoft.com/office/drawing/2016/5/9/chartex" xmlns:cx4="http://schemas.microsoft.com/office/drawing/2016/5/10/chartex" xmlns:cx5="http://schemas.microsoft.com/office/drawing/2016/5/11/chartex" xmlns:cx6="http://schemas.microsoft.com/office/drawing/2016/5/12/chartex" xmlns:cx7="http://schemas.microsoft.com/office/drawing/2016/5/13/chartex" xmlns:cx8="http://schemas.microsoft.com/office/drawing/2016/5/14/chartex" xmlns:mc="http://schemas.openxmlformats.org/markup-compatibility/2006" xmlns:aink="http://schemas.microsoft.com/office/drawing/2016/ink" xmlns:am3d="http://schemas.microsoft.com/office/drawing/2017/model3d" xmlns:o="urn:schemas-microsoft-com:office:office" xmlns:oel="http://schemas.microsoft.com/office/2019/extlst" xmlns:r="http://schemas.openxmlformats.org/officeDocument/2006/relationships" xmlns:m="http://schemas.openxmlformats.org/officeDocument/2006/math" xmlns:v="urn:schemas-microsoft-com:vml" xmlns:wp14="http://schemas.microsoft.com/office/word/2010/wordprocessingDrawing" xmlns:wp="http://schemas.openxmlformats.org/drawingml/2006/wordprocessingDrawing" xmlns:w10="urn:schemas-microsoft-com:office:word" xmlns:w="http://schemas.openxmlformats.org/wordprocessingml/2006/main" xmlns:w14="http://schemas.microsoft.com/office/word/2010/wordml" xmlns:w15="http://schemas.microsoft.com/office/word/2012/wordml" xmlns:w16cex="http://schemas.microsoft.com/office/word/2018/wordml/cex" xmlns:w16cid="http://schemas.microsoft.com/office/word/2016/wordml/cid" xmlns:w16="http://schemas.microsoft.com/office/word/2018/wordml" xmlns:w16sdtdh="http://schemas.microsoft.com/office/word/2020/wordml/sdtdatahash" xmlns:w16se="http://schemas.microsoft.com/office/word/2015/wordml/symex" xmlns:wpg="http://schemas.microsoft.com/office/word/2010/wordprocessingGroup" xmlns:wpi="http://schemas.microsoft.com/office/word/2010/wordprocessingInk" xmlns:wne="http://schemas.microsoft.com/office/word/2006/wordml" xmlns:wps="http://schemas.microsoft.com/office/word/2010/wordprocessingShape" mc:Ignorable="w14 w15 w16se w16cid w16 w16cex w16sdtdh wp14">
+<w:endnotes xmlns:wpc="http://schemas.microsoft.com/office/word/2010/wordprocessingCanvas" xmlns:cx="http://schemas.microsoft.com/office/drawing/2014/chartex" xmlns:cx1="http://schemas.microsoft.com/office/drawing/2015/9/8/chartex" xmlns:cx2="http://schemas.microsoft.com/office/drawing/2015/10/21/chartex" xmlns:cx3="http://schemas.microsoft.com/office/drawing/2016/5/9/chartex" xmlns:cx4="http://schemas.microsoft.com/office/drawing/2016/5/10/chartex" xmlns:cx5="http://schemas.microsoft.com/office/drawing/2016/5/11/chartex" xmlns:cx6="http://schemas.microsoft.com/office/drawing/2016/5/12/chartex" xmlns:cx7="http://schemas.microsoft.com/office/drawing/2016/5/13/chartex" xmlns:cx8="http://schemas.microsoft.com/office/drawing/2016/5/14/chartex" xmlns:mc="http://schemas.openxmlformats.org/markup-compatibility/2006" xmlns:aink="http://schemas.microsoft.com/office/drawing/2016/ink" xmlns:am3d="http://schemas.microsoft.com/office/drawing/2017/model3d" xmlns:o="urn:schemas-microsoft-com:office:office" xmlns:oel="http://schemas.microsoft.com/office/2019/extlst" xmlns:r="http://schemas.openxmlformats.org/officeDocument/2006/relationships" xmlns:m="http://schemas.openxmlformats.org/officeDocument/2006/math" xmlns:v="urn:schemas-microsoft-com:vml" xmlns:wp14="http://schemas.microsoft.com/office/word/2010/wordprocessingDrawing" xmlns:wp="http://schemas.openxmlformats.org/drawingml/2006/wordprocessingDrawing" xmlns:w10="urn:schemas-microsoft-com:office:word" xmlns:w="http://schemas.openxmlformats.org/wordprocessingml/2006/main" xmlns:w14="http://schemas.microsoft.com/office/word/2010/wordml" xmlns:w15="http://schemas.microsoft.com/office/word/2012/wordml" xmlns:w16cex="http://schemas.microsoft.com/office/word/2018/wordml/cex" xmlns:w16cid="http://schemas.microsoft.com/office/word/2016/wordml/cid" xmlns:w16="http://schemas.microsoft.com/office/word/2018/wordml" xmlns:w16du="http://schemas.microsoft.com/office/word/2023/wordml/word16du" xmlns:w16sdtdh="http://schemas.microsoft.com/office/word/2020/wordml/sdtdatahash" xmlns:w16sdtfl="http://schemas.microsoft.com/office/word/2024/wordml/sdtformatlock" xmlns:w16se="http://schemas.microsoft.com/office/word/2015/wordml/symex" xmlns:wpg="http://schemas.microsoft.com/office/word/2010/wordprocessingGroup" xmlns:wpi="http://schemas.microsoft.com/office/word/2010/wordprocessingInk" xmlns:wne="http://schemas.microsoft.com/office/word/2006/wordml" xmlns:wps="http://schemas.microsoft.com/office/word/2010/wordprocessingShape" mc:Ignorable="w14 w15 w16se w16cid w16 w16cex w16sdtdh w16sdtfl w16du wp14">
   <w:endnote w:type="separator" w:id="-1">
     <w:p>
       <w:r>
@@ -31943,7 +32394,7 @@
 </file>
 
 <file path=word/footer1.xml><?xml version="1.0" encoding="utf-8"?>
-<w:ftr xmlns:wpc="http://schemas.microsoft.com/office/word/2010/wordprocessingCanvas" xmlns:cx="http://schemas.microsoft.com/office/drawing/2014/chartex" xmlns:cx1="http://schemas.microsoft.com/office/drawing/2015/9/8/chartex" xmlns:cx2="http://schemas.microsoft.com/office/drawing/2015/10/21/chartex" xmlns:cx3="http://schemas.microsoft.com/office/drawing/2016/5/9/chartex" xmlns:cx4="http://schemas.microsoft.com/office/drawing/2016/5/10/chartex" xmlns:cx5="http://schemas.microsoft.com/office/drawing/2016/5/11/chartex" xmlns:cx6="http://schemas.microsoft.com/office/drawing/2016/5/12/chartex" xmlns:cx7="http://schemas.microsoft.com/office/drawing/2016/5/13/chartex" xmlns:cx8="http://schemas.microsoft.com/office/drawing/2016/5/14/chartex" xmlns:mc="http://schemas.openxmlformats.org/markup-compatibility/2006" xmlns:aink="http://schemas.microsoft.com/office/drawing/2016/ink" xmlns:am3d="http://schemas.microsoft.com/office/drawing/2017/model3d" xmlns:o="urn:schemas-microsoft-com:office:office" xmlns:oel="http://schemas.microsoft.com/office/2019/extlst" xmlns:r="http://schemas.openxmlformats.org/officeDocument/2006/relationships" xmlns:m="http://schemas.openxmlformats.org/officeDocument/2006/math" xmlns:v="urn:schemas-microsoft-com:vml" xmlns:wp14="http://schemas.microsoft.com/office/word/2010/wordprocessingDrawing" xmlns:wp="http://schemas.openxmlformats.org/drawingml/2006/wordprocessingDrawing" xmlns:w10="urn:schemas-microsoft-com:office:word" xmlns:w="http://schemas.openxmlformats.org/wordprocessingml/2006/main" xmlns:w14="http://schemas.microsoft.com/office/word/2010/wordml" xmlns:w15="http://schemas.microsoft.com/office/word/2012/wordml" xmlns:w16cex="http://schemas.microsoft.com/office/word/2018/wordml/cex" xmlns:w16cid="http://schemas.microsoft.com/office/word/2016/wordml/cid" xmlns:w16="http://schemas.microsoft.com/office/word/2018/wordml" xmlns:w16sdtdh="http://schemas.microsoft.com/office/word/2020/wordml/sdtdatahash" xmlns:w16se="http://schemas.microsoft.com/office/word/2015/wordml/symex" xmlns:wpg="http://schemas.microsoft.com/office/word/2010/wordprocessingGroup" xmlns:wpi="http://schemas.microsoft.com/office/word/2010/wordprocessingInk" xmlns:wne="http://schemas.microsoft.com/office/word/2006/wordml" xmlns:wps="http://schemas.microsoft.com/office/word/2010/wordprocessingShape" mc:Ignorable="w14 w15 w16se w16cid w16 w16cex w16sdtdh wp14">
+<w:ftr xmlns:wpc="http://schemas.microsoft.com/office/word/2010/wordprocessingCanvas" xmlns:cx="http://schemas.microsoft.com/office/drawing/2014/chartex" xmlns:cx1="http://schemas.microsoft.com/office/drawing/2015/9/8/chartex" xmlns:cx2="http://schemas.microsoft.com/office/drawing/2015/10/21/chartex" xmlns:cx3="http://schemas.microsoft.com/office/drawing/2016/5/9/chartex" xmlns:cx4="http://schemas.microsoft.com/office/drawing/2016/5/10/chartex" xmlns:cx5="http://schemas.microsoft.com/office/drawing/2016/5/11/chartex" xmlns:cx6="http://schemas.microsoft.com/office/drawing/2016/5/12/chartex" xmlns:cx7="http://schemas.microsoft.com/office/drawing/2016/5/13/chartex" xmlns:cx8="http://schemas.microsoft.com/office/drawing/2016/5/14/chartex" xmlns:mc="http://schemas.openxmlformats.org/markup-compatibility/2006" xmlns:aink="http://schemas.microsoft.com/office/drawing/2016/ink" xmlns:am3d="http://schemas.microsoft.com/office/drawing/2017/model3d" xmlns:o="urn:schemas-microsoft-com:office:office" xmlns:oel="http://schemas.microsoft.com/office/2019/extlst" xmlns:r="http://schemas.openxmlformats.org/officeDocument/2006/relationships" xmlns:m="http://schemas.openxmlformats.org/officeDocument/2006/math" xmlns:v="urn:schemas-microsoft-com:vml" xmlns:wp14="http://schemas.microsoft.com/office/word/2010/wordprocessingDrawing" xmlns:wp="http://schemas.openxmlformats.org/drawingml/2006/wordprocessingDrawing" xmlns:w10="urn:schemas-microsoft-com:office:word" xmlns:w="http://schemas.openxmlformats.org/wordprocessingml/2006/main" xmlns:w14="http://schemas.microsoft.com/office/word/2010/wordml" xmlns:w15="http://schemas.microsoft.com/office/word/2012/wordml" xmlns:w16cex="http://schemas.microsoft.com/office/word/2018/wordml/cex" xmlns:w16cid="http://schemas.microsoft.com/office/word/2016/wordml/cid" xmlns:w16="http://schemas.microsoft.com/office/word/2018/wordml" xmlns:w16du="http://schemas.microsoft.com/office/word/2023/wordml/word16du" xmlns:w16sdtdh="http://schemas.microsoft.com/office/word/2020/wordml/sdtdatahash" xmlns:w16sdtfl="http://schemas.microsoft.com/office/word/2024/wordml/sdtformatlock" xmlns:w16se="http://schemas.microsoft.com/office/word/2015/wordml/symex" xmlns:wpg="http://schemas.microsoft.com/office/word/2010/wordprocessingGroup" xmlns:wpi="http://schemas.microsoft.com/office/word/2010/wordprocessingInk" xmlns:wne="http://schemas.microsoft.com/office/word/2006/wordml" xmlns:wps="http://schemas.microsoft.com/office/word/2010/wordprocessingShape" mc:Ignorable="w14 w15 w16se w16cid w16 w16cex w16sdtdh w16sdtfl w16du wp14">
   <w:p>
     <w:pPr>
       <w:rPr>
@@ -32280,7 +32731,7 @@
 </file>
 
 <file path=word/footer2.xml><?xml version="1.0" encoding="utf-8"?>
-<w:ftr xmlns:wpc="http://schemas.microsoft.com/office/word/2010/wordprocessingCanvas" xmlns:cx="http://schemas.microsoft.com/office/drawing/2014/chartex" xmlns:cx1="http://schemas.microsoft.com/office/drawing/2015/9/8/chartex" xmlns:cx2="http://schemas.microsoft.com/office/drawing/2015/10/21/chartex" xmlns:cx3="http://schemas.microsoft.com/office/drawing/2016/5/9/chartex" xmlns:cx4="http://schemas.microsoft.com/office/drawing/2016/5/10/chartex" xmlns:cx5="http://schemas.microsoft.com/office/drawing/2016/5/11/chartex" xmlns:cx6="http://schemas.microsoft.com/office/drawing/2016/5/12/chartex" xmlns:cx7="http://schemas.microsoft.com/office/drawing/2016/5/13/chartex" xmlns:cx8="http://schemas.microsoft.com/office/drawing/2016/5/14/chartex" xmlns:mc="http://schemas.openxmlformats.org/markup-compatibility/2006" xmlns:aink="http://schemas.microsoft.com/office/drawing/2016/ink" xmlns:am3d="http://schemas.microsoft.com/office/drawing/2017/model3d" xmlns:o="urn:schemas-microsoft-com:office:office" xmlns:oel="http://schemas.microsoft.com/office/2019/extlst" xmlns:r="http://schemas.openxmlformats.org/officeDocument/2006/relationships" xmlns:m="http://schemas.openxmlformats.org/officeDocument/2006/math" xmlns:v="urn:schemas-microsoft-com:vml" xmlns:wp14="http://schemas.microsoft.com/office/word/2010/wordprocessingDrawing" xmlns:wp="http://schemas.openxmlformats.org/drawingml/2006/wordprocessingDrawing" xmlns:w10="urn:schemas-microsoft-com:office:word" xmlns:w="http://schemas.openxmlformats.org/wordprocessingml/2006/main" xmlns:w14="http://schemas.microsoft.com/office/word/2010/wordml" xmlns:w15="http://schemas.microsoft.com/office/word/2012/wordml" xmlns:w16cex="http://schemas.microsoft.com/office/word/2018/wordml/cex" xmlns:w16cid="http://schemas.microsoft.com/office/word/2016/wordml/cid" xmlns:w16="http://schemas.microsoft.com/office/word/2018/wordml" xmlns:w16sdtdh="http://schemas.microsoft.com/office/word/2020/wordml/sdtdatahash" xmlns:w16se="http://schemas.microsoft.com/office/word/2015/wordml/symex" xmlns:wpg="http://schemas.microsoft.com/office/word/2010/wordprocessingGroup" xmlns:wpi="http://schemas.microsoft.com/office/word/2010/wordprocessingInk" xmlns:wne="http://schemas.microsoft.com/office/word/2006/wordml" xmlns:wps="http://schemas.microsoft.com/office/word/2010/wordprocessingShape" mc:Ignorable="w14 w15 w16se w16cid w16 w16cex w16sdtdh wp14">
+<w:ftr xmlns:wpc="http://schemas.microsoft.com/office/word/2010/wordprocessingCanvas" xmlns:cx="http://schemas.microsoft.com/office/drawing/2014/chartex" xmlns:cx1="http://schemas.microsoft.com/office/drawing/2015/9/8/chartex" xmlns:cx2="http://schemas.microsoft.com/office/drawing/2015/10/21/chartex" xmlns:cx3="http://schemas.microsoft.com/office/drawing/2016/5/9/chartex" xmlns:cx4="http://schemas.microsoft.com/office/drawing/2016/5/10/chartex" xmlns:cx5="http://schemas.microsoft.com/office/drawing/2016/5/11/chartex" xmlns:cx6="http://schemas.microsoft.com/office/drawing/2016/5/12/chartex" xmlns:cx7="http://schemas.microsoft.com/office/drawing/2016/5/13/chartex" xmlns:cx8="http://schemas.microsoft.com/office/drawing/2016/5/14/chartex" xmlns:mc="http://schemas.openxmlformats.org/markup-compatibility/2006" xmlns:aink="http://schemas.microsoft.com/office/drawing/2016/ink" xmlns:am3d="http://schemas.microsoft.com/office/drawing/2017/model3d" xmlns:o="urn:schemas-microsoft-com:office:office" xmlns:oel="http://schemas.microsoft.com/office/2019/extlst" xmlns:r="http://schemas.openxmlformats.org/officeDocument/2006/relationships" xmlns:m="http://schemas.openxmlformats.org/officeDocument/2006/math" xmlns:v="urn:schemas-microsoft-com:vml" xmlns:wp14="http://schemas.microsoft.com/office/word/2010/wordprocessingDrawing" xmlns:wp="http://schemas.openxmlformats.org/drawingml/2006/wordprocessingDrawing" xmlns:w10="urn:schemas-microsoft-com:office:word" xmlns:w="http://schemas.openxmlformats.org/wordprocessingml/2006/main" xmlns:w14="http://schemas.microsoft.com/office/word/2010/wordml" xmlns:w15="http://schemas.microsoft.com/office/word/2012/wordml" xmlns:w16cex="http://schemas.microsoft.com/office/word/2018/wordml/cex" xmlns:w16cid="http://schemas.microsoft.com/office/word/2016/wordml/cid" xmlns:w16="http://schemas.microsoft.com/office/word/2018/wordml" xmlns:w16du="http://schemas.microsoft.com/office/word/2023/wordml/word16du" xmlns:w16sdtdh="http://schemas.microsoft.com/office/word/2020/wordml/sdtdatahash" xmlns:w16sdtfl="http://schemas.microsoft.com/office/word/2024/wordml/sdtformatlock" xmlns:w16se="http://schemas.microsoft.com/office/word/2015/wordml/symex" xmlns:wpg="http://schemas.microsoft.com/office/word/2010/wordprocessingGroup" xmlns:wpi="http://schemas.microsoft.com/office/word/2010/wordprocessingInk" xmlns:wne="http://schemas.microsoft.com/office/word/2006/wordml" xmlns:wps="http://schemas.microsoft.com/office/word/2010/wordprocessingShape" mc:Ignorable="w14 w15 w16se w16cid w16 w16cex w16sdtdh w16sdtfl w16du wp14">
   <w:p>
     <w:pPr>
       <w:rPr>
@@ -32624,7 +33075,7 @@
 </file>
 
 <file path=word/footnotes.xml><?xml version="1.0" encoding="utf-8"?>
-<w:footnotes xmlns:wpc="http://schemas.microsoft.com/office/word/2010/wordprocessingCanvas" xmlns:cx="http://schemas.microsoft.com/office/drawing/2014/chartex" xmlns:cx1="http://schemas.microsoft.com/office/drawing/2015/9/8/chartex" xmlns:cx2="http://schemas.microsoft.com/office/drawing/2015/10/21/chartex" xmlns:cx3="http://schemas.microsoft.com/office/drawing/2016/5/9/chartex" xmlns:cx4="http://schemas.microsoft.com/office/drawing/2016/5/10/chartex" xmlns:cx5="http://schemas.microsoft.com/office/drawing/2016/5/11/chartex" xmlns:cx6="http://schemas.microsoft.com/office/drawing/2016/5/12/chartex" xmlns:cx7="http://schemas.microsoft.com/office/drawing/2016/5/13/chartex" xmlns:cx8="http://schemas.microsoft.com/office/drawing/2016/5/14/chartex" xmlns:mc="http://schemas.openxmlformats.org/markup-compatibility/2006" xmlns:aink="http://schemas.microsoft.com/office/drawing/2016/ink" xmlns:am3d="http://schemas.microsoft.com/office/drawing/2017/model3d" xmlns:o="urn:schemas-microsoft-com:office:office" xmlns:oel="http://schemas.microsoft.com/office/2019/extlst" xmlns:r="http://schemas.openxmlformats.org/officeDocument/2006/relationships" xmlns:m="http://schemas.openxmlformats.org/officeDocument/2006/math" xmlns:v="urn:schemas-microsoft-com:vml" xmlns:wp14="http://schemas.microsoft.com/office/word/2010/wordprocessingDrawing" xmlns:wp="http://schemas.openxmlformats.org/drawingml/2006/wordprocessingDrawing" xmlns:w10="urn:schemas-microsoft-com:office:word" xmlns:w="http://schemas.openxmlformats.org/wordprocessingml/2006/main" xmlns:w14="http://schemas.microsoft.com/office/word/2010/wordml" xmlns:w15="http://schemas.microsoft.com/office/word/2012/wordml" xmlns:w16cex="http://schemas.microsoft.com/office/word/2018/wordml/cex" xmlns:w16cid="http://schemas.microsoft.com/office/word/2016/wordml/cid" xmlns:w16="http://schemas.microsoft.com/office/word/2018/wordml" xmlns:w16sdtdh="http://schemas.microsoft.com/office/word/2020/wordml/sdtdatahash" xmlns:w16se="http://schemas.microsoft.com/office/word/2015/wordml/symex" xmlns:wpg="http://schemas.microsoft.com/office/word/2010/wordprocessingGroup" xmlns:wpi="http://schemas.microsoft.com/office/word/2010/wordprocessingInk" xmlns:wne="http://schemas.microsoft.com/office/word/2006/wordml" xmlns:wps="http://schemas.microsoft.com/office/word/2010/wordprocessingShape" mc:Ignorable="w14 w15 w16se w16cid w16 w16cex w16sdtdh wp14">
+<w:footnotes xmlns:wpc="http://schemas.microsoft.com/office/word/2010/wordprocessingCanvas" xmlns:cx="http://schemas.microsoft.com/office/drawing/2014/chartex" xmlns:cx1="http://schemas.microsoft.com/office/drawing/2015/9/8/chartex" xmlns:cx2="http://schemas.microsoft.com/office/drawing/2015/10/21/chartex" xmlns:cx3="http://schemas.microsoft.com/office/drawing/2016/5/9/chartex" xmlns:cx4="http://schemas.microsoft.com/office/drawing/2016/5/10/chartex" xmlns:cx5="http://schemas.microsoft.com/office/drawing/2016/5/11/chartex" xmlns:cx6="http://schemas.microsoft.com/office/drawing/2016/5/12/chartex" xmlns:cx7="http://schemas.microsoft.com/office/drawing/2016/5/13/chartex" xmlns:cx8="http://schemas.microsoft.com/office/drawing/2016/5/14/chartex" xmlns:mc="http://schemas.openxmlformats.org/markup-compatibility/2006" xmlns:aink="http://schemas.microsoft.com/office/drawing/2016/ink" xmlns:am3d="http://schemas.microsoft.com/office/drawing/2017/model3d" xmlns:o="urn:schemas-microsoft-com:office:office" xmlns:oel="http://schemas.microsoft.com/office/2019/extlst" xmlns:r="http://schemas.openxmlformats.org/officeDocument/2006/relationships" xmlns:m="http://schemas.openxmlformats.org/officeDocument/2006/math" xmlns:v="urn:schemas-microsoft-com:vml" xmlns:wp14="http://schemas.microsoft.com/office/word/2010/wordprocessingDrawing" xmlns:wp="http://schemas.openxmlformats.org/drawingml/2006/wordprocessingDrawing" xmlns:w10="urn:schemas-microsoft-com:office:word" xmlns:w="http://schemas.openxmlformats.org/wordprocessingml/2006/main" xmlns:w14="http://schemas.microsoft.com/office/word/2010/wordml" xmlns:w15="http://schemas.microsoft.com/office/word/2012/wordml" xmlns:w16cex="http://schemas.microsoft.com/office/word/2018/wordml/cex" xmlns:w16cid="http://schemas.microsoft.com/office/word/2016/wordml/cid" xmlns:w16="http://schemas.microsoft.com/office/word/2018/wordml" xmlns:w16du="http://schemas.microsoft.com/office/word/2023/wordml/word16du" xmlns:w16sdtdh="http://schemas.microsoft.com/office/word/2020/wordml/sdtdatahash" xmlns:w16sdtfl="http://schemas.microsoft.com/office/word/2024/wordml/sdtformatlock" xmlns:w16se="http://schemas.microsoft.com/office/word/2015/wordml/symex" xmlns:wpg="http://schemas.microsoft.com/office/word/2010/wordprocessingGroup" xmlns:wpi="http://schemas.microsoft.com/office/word/2010/wordprocessingInk" xmlns:wne="http://schemas.microsoft.com/office/word/2006/wordml" xmlns:wps="http://schemas.microsoft.com/office/word/2010/wordprocessingShape" mc:Ignorable="w14 w15 w16se w16cid w16 w16cex w16sdtdh w16sdtfl w16du wp14">
   <w:footnote w:type="separator" w:id="-1">
     <w:p>
       <w:r>
@@ -32643,7 +33094,7 @@
 </file>
 
 <file path=word/header1.xml><?xml version="1.0" encoding="utf-8"?>
-<w:hdr xmlns:wpc="http://schemas.microsoft.com/office/word/2010/wordprocessingCanvas" xmlns:cx="http://schemas.microsoft.com/office/drawing/2014/chartex" xmlns:cx1="http://schemas.microsoft.com/office/drawing/2015/9/8/chartex" xmlns:cx2="http://schemas.microsoft.com/office/drawing/2015/10/21/chartex" xmlns:cx3="http://schemas.microsoft.com/office/drawing/2016/5/9/chartex" xmlns:cx4="http://schemas.microsoft.com/office/drawing/2016/5/10/chartex" xmlns:cx5="http://schemas.microsoft.com/office/drawing/2016/5/11/chartex" xmlns:cx6="http://schemas.microsoft.com/office/drawing/2016/5/12/chartex" xmlns:cx7="http://schemas.microsoft.com/office/drawing/2016/5/13/chartex" xmlns:cx8="http://schemas.microsoft.com/office/drawing/2016/5/14/chartex" xmlns:mc="http://schemas.openxmlformats.org/markup-compatibility/2006" xmlns:aink="http://schemas.microsoft.com/office/drawing/2016/ink" xmlns:am3d="http://schemas.microsoft.com/office/drawing/2017/model3d" xmlns:o="urn:schemas-microsoft-com:office:office" xmlns:oel="http://schemas.microsoft.com/office/2019/extlst" xmlns:r="http://schemas.openxmlformats.org/officeDocument/2006/relationships" xmlns:m="http://schemas.openxmlformats.org/officeDocument/2006/math" xmlns:v="urn:schemas-microsoft-com:vml" xmlns:wp14="http://schemas.microsoft.com/office/word/2010/wordprocessingDrawing" xmlns:wp="http://schemas.openxmlformats.org/drawingml/2006/wordprocessingDrawing" xmlns:w10="urn:schemas-microsoft-com:office:word" xmlns:w="http://schemas.openxmlformats.org/wordprocessingml/2006/main" xmlns:w14="http://schemas.microsoft.com/office/word/2010/wordml" xmlns:w15="http://schemas.microsoft.com/office/word/2012/wordml" xmlns:w16cex="http://schemas.microsoft.com/office/word/2018/wordml/cex" xmlns:w16cid="http://schemas.microsoft.com/office/word/2016/wordml/cid" xmlns:w16="http://schemas.microsoft.com/office/word/2018/wordml" xmlns:w16sdtdh="http://schemas.microsoft.com/office/word/2020/wordml/sdtdatahash" xmlns:w16se="http://schemas.microsoft.com/office/word/2015/wordml/symex" xmlns:wpg="http://schemas.microsoft.com/office/word/2010/wordprocessingGroup" xmlns:wpi="http://schemas.microsoft.com/office/word/2010/wordprocessingInk" xmlns:wne="http://schemas.microsoft.com/office/word/2006/wordml" xmlns:wps="http://schemas.microsoft.com/office/word/2010/wordprocessingShape" mc:Ignorable="w14 w15 w16se w16cid w16 w16cex w16sdtdh wp14">
+<w:hdr xmlns:wpc="http://schemas.microsoft.com/office/word/2010/wordprocessingCanvas" xmlns:cx="http://schemas.microsoft.com/office/drawing/2014/chartex" xmlns:cx1="http://schemas.microsoft.com/office/drawing/2015/9/8/chartex" xmlns:cx2="http://schemas.microsoft.com/office/drawing/2015/10/21/chartex" xmlns:cx3="http://schemas.microsoft.com/office/drawing/2016/5/9/chartex" xmlns:cx4="http://schemas.microsoft.com/office/drawing/2016/5/10/chartex" xmlns:cx5="http://schemas.microsoft.com/office/drawing/2016/5/11/chartex" xmlns:cx6="http://schemas.microsoft.com/office/drawing/2016/5/12/chartex" xmlns:cx7="http://schemas.microsoft.com/office/drawing/2016/5/13/chartex" xmlns:cx8="http://schemas.microsoft.com/office/drawing/2016/5/14/chartex" xmlns:mc="http://schemas.openxmlformats.org/markup-compatibility/2006" xmlns:aink="http://schemas.microsoft.com/office/drawing/2016/ink" xmlns:am3d="http://schemas.microsoft.com/office/drawing/2017/model3d" xmlns:o="urn:schemas-microsoft-com:office:office" xmlns:oel="http://schemas.microsoft.com/office/2019/extlst" xmlns:r="http://schemas.openxmlformats.org/officeDocument/2006/relationships" xmlns:m="http://schemas.openxmlformats.org/officeDocument/2006/math" xmlns:v="urn:schemas-microsoft-com:vml" xmlns:wp14="http://schemas.microsoft.com/office/word/2010/wordprocessingDrawing" xmlns:wp="http://schemas.openxmlformats.org/drawingml/2006/wordprocessingDrawing" xmlns:w10="urn:schemas-microsoft-com:office:word" xmlns:w="http://schemas.openxmlformats.org/wordprocessingml/2006/main" xmlns:w14="http://schemas.microsoft.com/office/word/2010/wordml" xmlns:w15="http://schemas.microsoft.com/office/word/2012/wordml" xmlns:w16cex="http://schemas.microsoft.com/office/word/2018/wordml/cex" xmlns:w16cid="http://schemas.microsoft.com/office/word/2016/wordml/cid" xmlns:w16="http://schemas.microsoft.com/office/word/2018/wordml" xmlns:w16du="http://schemas.microsoft.com/office/word/2023/wordml/word16du" xmlns:w16sdtdh="http://schemas.microsoft.com/office/word/2020/wordml/sdtdatahash" xmlns:w16sdtfl="http://schemas.microsoft.com/office/word/2024/wordml/sdtformatlock" xmlns:w16se="http://schemas.microsoft.com/office/word/2015/wordml/symex" xmlns:wpg="http://schemas.microsoft.com/office/word/2010/wordprocessingGroup" xmlns:wpi="http://schemas.microsoft.com/office/word/2010/wordprocessingInk" xmlns:wne="http://schemas.microsoft.com/office/word/2006/wordml" xmlns:wps="http://schemas.microsoft.com/office/word/2010/wordprocessingShape" mc:Ignorable="w14 w15 w16se w16cid w16 w16cex w16sdtdh w16sdtfl w16du wp14">
   <w:tbl>
     <w:tblPr>
       <w:tblW w:w="5100" w:type="pct"/>
@@ -32663,7 +33114,6 @@
       <w:tc>
         <w:tcPr>
           <w:tcW w:w="1490" w:type="pct"/>
-          <w:shd w:val="clear" w:color="auto" w:fill="auto"/>
         </w:tcPr>
         <w:p>
           <w:pPr>
@@ -32862,7 +33312,31 @@
               <w:sz w:val="16"/>
               <w:szCs w:val="18"/>
             </w:rPr>
-            <w:t>Fetih Mahallesi Aslanlı Kışla Cadddesi No:144S/1</w:t>
+            <w:t xml:space="preserve">Fetih Mahallesi Aslanlı Kışla </w:t>
+          </w:r>
+          <w:proofErr w:type="spellStart"/>
+          <w:r>
+            <w:rPr>
+              <w:rFonts w:asciiTheme="minorHAnsi" w:hAnsiTheme="minorHAnsi" w:cs="Segoe UI"/>
+              <w:i/>
+              <w:color w:val="808080" w:themeColor="background1" w:themeShade="80"/>
+              <w:spacing w:val="-2"/>
+              <w:sz w:val="16"/>
+              <w:szCs w:val="18"/>
+            </w:rPr>
+            <w:t>Cadddesi</w:t>
+          </w:r>
+          <w:proofErr w:type="spellEnd"/>
+          <w:r>
+            <w:rPr>
+              <w:rFonts w:asciiTheme="minorHAnsi" w:hAnsiTheme="minorHAnsi" w:cs="Segoe UI"/>
+              <w:i/>
+              <w:color w:val="808080" w:themeColor="background1" w:themeShade="80"/>
+              <w:spacing w:val="-2"/>
+              <w:sz w:val="16"/>
+              <w:szCs w:val="18"/>
+            </w:rPr>
+            <w:t xml:space="preserve"> No:144S/1</w:t>
           </w:r>
           <w:r>
             <w:rPr>
@@ -33048,7 +33522,7 @@
 </file>
 
 <file path=word/header2.xml><?xml version="1.0" encoding="utf-8"?>
-<w:hdr xmlns:wpc="http://schemas.microsoft.com/office/word/2010/wordprocessingCanvas" xmlns:cx="http://schemas.microsoft.com/office/drawing/2014/chartex" xmlns:cx1="http://schemas.microsoft.com/office/drawing/2015/9/8/chartex" xmlns:cx2="http://schemas.microsoft.com/office/drawing/2015/10/21/chartex" xmlns:cx3="http://schemas.microsoft.com/office/drawing/2016/5/9/chartex" xmlns:cx4="http://schemas.microsoft.com/office/drawing/2016/5/10/chartex" xmlns:cx5="http://schemas.microsoft.com/office/drawing/2016/5/11/chartex" xmlns:cx6="http://schemas.microsoft.com/office/drawing/2016/5/12/chartex" xmlns:cx7="http://schemas.microsoft.com/office/drawing/2016/5/13/chartex" xmlns:cx8="http://schemas.microsoft.com/office/drawing/2016/5/14/chartex" xmlns:mc="http://schemas.openxmlformats.org/markup-compatibility/2006" xmlns:aink="http://schemas.microsoft.com/office/drawing/2016/ink" xmlns:am3d="http://schemas.microsoft.com/office/drawing/2017/model3d" xmlns:o="urn:schemas-microsoft-com:office:office" xmlns:oel="http://schemas.microsoft.com/office/2019/extlst" xmlns:r="http://schemas.openxmlformats.org/officeDocument/2006/relationships" xmlns:m="http://schemas.openxmlformats.org/officeDocument/2006/math" xmlns:v="urn:schemas-microsoft-com:vml" xmlns:wp14="http://schemas.microsoft.com/office/word/2010/wordprocessingDrawing" xmlns:wp="http://schemas.openxmlformats.org/drawingml/2006/wordprocessingDrawing" xmlns:w10="urn:schemas-microsoft-com:office:word" xmlns:w="http://schemas.openxmlformats.org/wordprocessingml/2006/main" xmlns:w14="http://schemas.microsoft.com/office/word/2010/wordml" xmlns:w15="http://schemas.microsoft.com/office/word/2012/wordml" xmlns:w16cex="http://schemas.microsoft.com/office/word/2018/wordml/cex" xmlns:w16cid="http://schemas.microsoft.com/office/word/2016/wordml/cid" xmlns:w16="http://schemas.microsoft.com/office/word/2018/wordml" xmlns:w16sdtdh="http://schemas.microsoft.com/office/word/2020/wordml/sdtdatahash" xmlns:w16se="http://schemas.microsoft.com/office/word/2015/wordml/symex" xmlns:wpg="http://schemas.microsoft.com/office/word/2010/wordprocessingGroup" xmlns:wpi="http://schemas.microsoft.com/office/word/2010/wordprocessingInk" xmlns:wne="http://schemas.microsoft.com/office/word/2006/wordml" xmlns:wps="http://schemas.microsoft.com/office/word/2010/wordprocessingShape" mc:Ignorable="w14 w15 w16se w16cid w16 w16cex w16sdtdh wp14">
+<w:hdr xmlns:wpc="http://schemas.microsoft.com/office/word/2010/wordprocessingCanvas" xmlns:cx="http://schemas.microsoft.com/office/drawing/2014/chartex" xmlns:cx1="http://schemas.microsoft.com/office/drawing/2015/9/8/chartex" xmlns:cx2="http://schemas.microsoft.com/office/drawing/2015/10/21/chartex" xmlns:cx3="http://schemas.microsoft.com/office/drawing/2016/5/9/chartex" xmlns:cx4="http://schemas.microsoft.com/office/drawing/2016/5/10/chartex" xmlns:cx5="http://schemas.microsoft.com/office/drawing/2016/5/11/chartex" xmlns:cx6="http://schemas.microsoft.com/office/drawing/2016/5/12/chartex" xmlns:cx7="http://schemas.microsoft.com/office/drawing/2016/5/13/chartex" xmlns:cx8="http://schemas.microsoft.com/office/drawing/2016/5/14/chartex" xmlns:mc="http://schemas.openxmlformats.org/markup-compatibility/2006" xmlns:aink="http://schemas.microsoft.com/office/drawing/2016/ink" xmlns:am3d="http://schemas.microsoft.com/office/drawing/2017/model3d" xmlns:o="urn:schemas-microsoft-com:office:office" xmlns:oel="http://schemas.microsoft.com/office/2019/extlst" xmlns:r="http://schemas.openxmlformats.org/officeDocument/2006/relationships" xmlns:m="http://schemas.openxmlformats.org/officeDocument/2006/math" xmlns:v="urn:schemas-microsoft-com:vml" xmlns:wp14="http://schemas.microsoft.com/office/word/2010/wordprocessingDrawing" xmlns:wp="http://schemas.openxmlformats.org/drawingml/2006/wordprocessingDrawing" xmlns:w10="urn:schemas-microsoft-com:office:word" xmlns:w="http://schemas.openxmlformats.org/wordprocessingml/2006/main" xmlns:w14="http://schemas.microsoft.com/office/word/2010/wordml" xmlns:w15="http://schemas.microsoft.com/office/word/2012/wordml" xmlns:w16cex="http://schemas.microsoft.com/office/word/2018/wordml/cex" xmlns:w16cid="http://schemas.microsoft.com/office/word/2016/wordml/cid" xmlns:w16="http://schemas.microsoft.com/office/word/2018/wordml" xmlns:w16du="http://schemas.microsoft.com/office/word/2023/wordml/word16du" xmlns:w16sdtdh="http://schemas.microsoft.com/office/word/2020/wordml/sdtdatahash" xmlns:w16sdtfl="http://schemas.microsoft.com/office/word/2024/wordml/sdtformatlock" xmlns:w16se="http://schemas.microsoft.com/office/word/2015/wordml/symex" xmlns:wpg="http://schemas.microsoft.com/office/word/2010/wordprocessingGroup" xmlns:wpi="http://schemas.microsoft.com/office/word/2010/wordprocessingInk" xmlns:wne="http://schemas.microsoft.com/office/word/2006/wordml" xmlns:wps="http://schemas.microsoft.com/office/word/2010/wordprocessingShape" mc:Ignorable="w14 w15 w16se w16cid w16 w16cex w16sdtdh w16sdtfl w16du wp14">
   <w:tbl>
     <w:tblPr>
       <w:tblW w:w="5100" w:type="pct"/>
@@ -33068,7 +33542,6 @@
       <w:tc>
         <w:tcPr>
           <w:tcW w:w="1490" w:type="pct"/>
-          <w:shd w:val="clear" w:color="auto" w:fill="auto"/>
         </w:tcPr>
         <w:p>
           <w:pPr>
@@ -33267,7 +33740,31 @@
               <w:sz w:val="16"/>
               <w:szCs w:val="18"/>
             </w:rPr>
-            <w:t>Fetih Mahallesi Aslanlı Kışla Cadddesi No:144S/1</w:t>
+            <w:t xml:space="preserve">Fetih Mahallesi Aslanlı Kışla </w:t>
+          </w:r>
+          <w:proofErr w:type="spellStart"/>
+          <w:r>
+            <w:rPr>
+              <w:rFonts w:asciiTheme="minorHAnsi" w:hAnsiTheme="minorHAnsi" w:cs="Segoe UI"/>
+              <w:i/>
+              <w:color w:val="808080" w:themeColor="background1" w:themeShade="80"/>
+              <w:spacing w:val="-2"/>
+              <w:sz w:val="16"/>
+              <w:szCs w:val="18"/>
+            </w:rPr>
+            <w:t>Cadddesi</w:t>
+          </w:r>
+          <w:proofErr w:type="spellEnd"/>
+          <w:r>
+            <w:rPr>
+              <w:rFonts w:asciiTheme="minorHAnsi" w:hAnsiTheme="minorHAnsi" w:cs="Segoe UI"/>
+              <w:i/>
+              <w:color w:val="808080" w:themeColor="background1" w:themeShade="80"/>
+              <w:spacing w:val="-2"/>
+              <w:sz w:val="16"/>
+              <w:szCs w:val="18"/>
+            </w:rPr>
+            <w:t xml:space="preserve"> No:144S/1</w:t>
           </w:r>
           <w:r>
             <w:rPr>
@@ -33475,7 +33972,7 @@
 </file>
 
 <file path=word/numbering.xml><?xml version="1.0" encoding="utf-8"?>
-<w:numbering xmlns:wpc="http://schemas.microsoft.com/office/word/2010/wordprocessingCanvas" xmlns:cx="http://schemas.microsoft.com/office/drawing/2014/chartex" xmlns:cx1="http://schemas.microsoft.com/office/drawing/2015/9/8/chartex" xmlns:cx2="http://schemas.microsoft.com/office/drawing/2015/10/21/chartex" xmlns:cx3="http://schemas.microsoft.com/office/drawing/2016/5/9/chartex" xmlns:cx4="http://schemas.microsoft.com/office/drawing/2016/5/10/chartex" xmlns:cx5="http://schemas.microsoft.com/office/drawing/2016/5/11/chartex" xmlns:cx6="http://schemas.microsoft.com/office/drawing/2016/5/12/chartex" xmlns:cx7="http://schemas.microsoft.com/office/drawing/2016/5/13/chartex" xmlns:cx8="http://schemas.microsoft.com/office/drawing/2016/5/14/chartex" xmlns:mc="http://schemas.openxmlformats.org/markup-compatibility/2006" xmlns:aink="http://schemas.microsoft.com/office/drawing/2016/ink" xmlns:am3d="http://schemas.microsoft.com/office/drawing/2017/model3d" xmlns:o="urn:schemas-microsoft-com:office:office" xmlns:oel="http://schemas.microsoft.com/office/2019/extlst" xmlns:r="http://schemas.openxmlformats.org/officeDocument/2006/relationships" xmlns:m="http://schemas.openxmlformats.org/officeDocument/2006/math" xmlns:v="urn:schemas-microsoft-com:vml" xmlns:wp14="http://schemas.microsoft.com/office/word/2010/wordprocessingDrawing" xmlns:wp="http://schemas.openxmlformats.org/drawingml/2006/wordprocessingDrawing" xmlns:w10="urn:schemas-microsoft-com:office:word" xmlns:w="http://schemas.openxmlformats.org/wordprocessingml/2006/main" xmlns:w14="http://schemas.microsoft.com/office/word/2010/wordml" xmlns:w15="http://schemas.microsoft.com/office/word/2012/wordml" xmlns:w16cex="http://schemas.microsoft.com/office/word/2018/wordml/cex" xmlns:w16cid="http://schemas.microsoft.com/office/word/2016/wordml/cid" xmlns:w16="http://schemas.microsoft.com/office/word/2018/wordml" xmlns:w16sdtdh="http://schemas.microsoft.com/office/word/2020/wordml/sdtdatahash" xmlns:w16se="http://schemas.microsoft.com/office/word/2015/wordml/symex" xmlns:wpg="http://schemas.microsoft.com/office/word/2010/wordprocessingGroup" xmlns:wpi="http://schemas.microsoft.com/office/word/2010/wordprocessingInk" xmlns:wne="http://schemas.microsoft.com/office/word/2006/wordml" xmlns:wps="http://schemas.microsoft.com/office/word/2010/wordprocessingShape" mc:Ignorable="w14 w15 w16se w16cid w16 w16cex w16sdtdh wp14">
+<w:numbering xmlns:wpc="http://schemas.microsoft.com/office/word/2010/wordprocessingCanvas" xmlns:cx="http://schemas.microsoft.com/office/drawing/2014/chartex" xmlns:cx1="http://schemas.microsoft.com/office/drawing/2015/9/8/chartex" xmlns:cx2="http://schemas.microsoft.com/office/drawing/2015/10/21/chartex" xmlns:cx3="http://schemas.microsoft.com/office/drawing/2016/5/9/chartex" xmlns:cx4="http://schemas.microsoft.com/office/drawing/2016/5/10/chartex" xmlns:cx5="http://schemas.microsoft.com/office/drawing/2016/5/11/chartex" xmlns:cx6="http://schemas.microsoft.com/office/drawing/2016/5/12/chartex" xmlns:cx7="http://schemas.microsoft.com/office/drawing/2016/5/13/chartex" xmlns:cx8="http://schemas.microsoft.com/office/drawing/2016/5/14/chartex" xmlns:mc="http://schemas.openxmlformats.org/markup-compatibility/2006" xmlns:aink="http://schemas.microsoft.com/office/drawing/2016/ink" xmlns:am3d="http://schemas.microsoft.com/office/drawing/2017/model3d" xmlns:o="urn:schemas-microsoft-com:office:office" xmlns:oel="http://schemas.microsoft.com/office/2019/extlst" xmlns:r="http://schemas.openxmlformats.org/officeDocument/2006/relationships" xmlns:m="http://schemas.openxmlformats.org/officeDocument/2006/math" xmlns:v="urn:schemas-microsoft-com:vml" xmlns:wp14="http://schemas.microsoft.com/office/word/2010/wordprocessingDrawing" xmlns:wp="http://schemas.openxmlformats.org/drawingml/2006/wordprocessingDrawing" xmlns:w10="urn:schemas-microsoft-com:office:word" xmlns:w="http://schemas.openxmlformats.org/wordprocessingml/2006/main" xmlns:w14="http://schemas.microsoft.com/office/word/2010/wordml" xmlns:w15="http://schemas.microsoft.com/office/word/2012/wordml" xmlns:w16cex="http://schemas.microsoft.com/office/word/2018/wordml/cex" xmlns:w16cid="http://schemas.microsoft.com/office/word/2016/wordml/cid" xmlns:w16="http://schemas.microsoft.com/office/word/2018/wordml" xmlns:w16du="http://schemas.microsoft.com/office/word/2023/wordml/word16du" xmlns:w16sdtdh="http://schemas.microsoft.com/office/word/2020/wordml/sdtdatahash" xmlns:w16sdtfl="http://schemas.microsoft.com/office/word/2024/wordml/sdtformatlock" xmlns:w16se="http://schemas.microsoft.com/office/word/2015/wordml/symex" xmlns:wpg="http://schemas.microsoft.com/office/word/2010/wordprocessingGroup" xmlns:wpi="http://schemas.microsoft.com/office/word/2010/wordprocessingInk" xmlns:wne="http://schemas.microsoft.com/office/word/2006/wordml" xmlns:wps="http://schemas.microsoft.com/office/word/2010/wordprocessingShape" mc:Ignorable="w14 w15 w16se w16cid w16 w16cex w16sdtdh w16sdtfl w16du wp14">
   <w:abstractNum w:abstractNumId="0" w15:restartNumberingAfterBreak="0">
     <w:nsid w:val="009D33E4"/>
     <w:multiLevelType w:val="hybridMultilevel"/>
@@ -36355,7 +36852,7 @@
 </file>
 
 <file path=word/styles.xml><?xml version="1.0" encoding="utf-8"?>
-<w:styles xmlns:mc="http://schemas.openxmlformats.org/markup-compatibility/2006" xmlns:r="http://schemas.openxmlformats.org/officeDocument/2006/relationships" xmlns:w="http://schemas.openxmlformats.org/wordprocessingml/2006/main" xmlns:w14="http://schemas.microsoft.com/office/word/2010/wordml" xmlns:w15="http://schemas.microsoft.com/office/word/2012/wordml" xmlns:w16cex="http://schemas.microsoft.com/office/word/2018/wordml/cex" xmlns:w16cid="http://schemas.microsoft.com/office/word/2016/wordml/cid" xmlns:w16="http://schemas.microsoft.com/office/word/2018/wordml" xmlns:w16sdtdh="http://schemas.microsoft.com/office/word/2020/wordml/sdtdatahash" xmlns:w16se="http://schemas.microsoft.com/office/word/2015/wordml/symex" mc:Ignorable="w14 w15 w16se w16cid w16 w16cex w16sdtdh">
+<w:styles xmlns:mc="http://schemas.openxmlformats.org/markup-compatibility/2006" xmlns:r="http://schemas.openxmlformats.org/officeDocument/2006/relationships" xmlns:w="http://schemas.openxmlformats.org/wordprocessingml/2006/main" xmlns:w14="http://schemas.microsoft.com/office/word/2010/wordml" xmlns:w15="http://schemas.microsoft.com/office/word/2012/wordml" xmlns:w16cex="http://schemas.microsoft.com/office/word/2018/wordml/cex" xmlns:w16cid="http://schemas.microsoft.com/office/word/2016/wordml/cid" xmlns:w16="http://schemas.microsoft.com/office/word/2018/wordml" xmlns:w16du="http://schemas.microsoft.com/office/word/2023/wordml/word16du" xmlns:w16sdtdh="http://schemas.microsoft.com/office/word/2020/wordml/sdtdatahash" xmlns:w16sdtfl="http://schemas.microsoft.com/office/word/2024/wordml/sdtformatlock" xmlns:w16se="http://schemas.microsoft.com/office/word/2015/wordml/symex" mc:Ignorable="w14 w15 w16se w16cid w16 w16cex w16sdtdh w16sdtfl w16du">
   <w:docDefaults>
     <w:rPrDefault>
       <w:rPr>

--- a/templates/elektrik/FR7.2.36 Elektrik Topraklama Ölçüm Raporu-1.docx
+++ b/templates/elektrik/FR7.2.36 Elektrik Topraklama Ölçüm Raporu-1.docx
@@ -2804,7 +2804,25 @@
                 <w:sz w:val="16"/>
                 <w:szCs w:val="16"/>
               </w:rPr>
-              <w:t xml:space="preserve"> Eşpotansiyel topraklama ve beslemenin otomatik kesilmesi (TT, TN, IT)</w:t>
+              <w:t xml:space="preserve"> </w:t>
+            </w:r>
+            <w:proofErr w:type="spellStart"/>
+            <w:r>
+              <w:rPr>
+                <w:rFonts w:asciiTheme="minorHAnsi" w:hAnsiTheme="minorHAnsi"/>
+                <w:sz w:val="16"/>
+                <w:szCs w:val="16"/>
+              </w:rPr>
+              <w:t>Eşpotansiyel</w:t>
+            </w:r>
+            <w:proofErr w:type="spellEnd"/>
+            <w:r>
+              <w:rPr>
+                <w:rFonts w:asciiTheme="minorHAnsi" w:hAnsiTheme="minorHAnsi"/>
+                <w:sz w:val="16"/>
+                <w:szCs w:val="16"/>
+              </w:rPr>
+              <w:t xml:space="preserve"> topraklama ve beslemenin otomatik kesilmesi (TT, TN, IT)</w:t>
             </w:r>
             <w:r>
               <w:rPr>
@@ -3586,14 +3604,34 @@
                 <w:szCs w:val="16"/>
               </w:rPr>
             </w:pPr>
+            <w:proofErr w:type="spellStart"/>
             <w:r>
               <w:rPr>
                 <w:rFonts w:asciiTheme="minorHAnsi" w:hAnsiTheme="minorHAnsi" w:cs="Tahoma"/>
                 <w:sz w:val="16"/>
                 <w:szCs w:val="16"/>
               </w:rPr>
-              <w:t>Chauvin Arnoux</w:t>
-            </w:r>
+              <w:t>Chauvin</w:t>
+            </w:r>
+            <w:proofErr w:type="spellEnd"/>
+            <w:r>
+              <w:rPr>
+                <w:rFonts w:asciiTheme="minorHAnsi" w:hAnsiTheme="minorHAnsi" w:cs="Tahoma"/>
+                <w:sz w:val="16"/>
+                <w:szCs w:val="16"/>
+              </w:rPr>
+              <w:t xml:space="preserve"> </w:t>
+            </w:r>
+            <w:proofErr w:type="spellStart"/>
+            <w:r>
+              <w:rPr>
+                <w:rFonts w:asciiTheme="minorHAnsi" w:hAnsiTheme="minorHAnsi" w:cs="Tahoma"/>
+                <w:sz w:val="16"/>
+                <w:szCs w:val="16"/>
+              </w:rPr>
+              <w:t>Arnoux</w:t>
+            </w:r>
+            <w:proofErr w:type="spellEnd"/>
           </w:p>
         </w:tc>
         <w:tc>
@@ -4007,13 +4045,23 @@
                 <w:szCs w:val="16"/>
               </w:rPr>
             </w:pPr>
-            <w:r>
-              <w:rPr>
-                <w:rFonts w:asciiTheme="minorHAnsi" w:hAnsiTheme="minorHAnsi"/>
-                <w:sz w:val="16"/>
-                <w:szCs w:val="16"/>
-              </w:rPr>
-              <w:t>Zx: Ölçülen çevrim empedansı.</w:t>
+            <w:proofErr w:type="spellStart"/>
+            <w:r>
+              <w:rPr>
+                <w:rFonts w:asciiTheme="minorHAnsi" w:hAnsiTheme="minorHAnsi"/>
+                <w:sz w:val="16"/>
+                <w:szCs w:val="16"/>
+              </w:rPr>
+              <w:t>Zx</w:t>
+            </w:r>
+            <w:proofErr w:type="spellEnd"/>
+            <w:r>
+              <w:rPr>
+                <w:rFonts w:asciiTheme="minorHAnsi" w:hAnsiTheme="minorHAnsi"/>
+                <w:sz w:val="16"/>
+                <w:szCs w:val="16"/>
+              </w:rPr>
+              <w:t>: Ölçülen çevrim empedansı.</w:t>
             </w:r>
           </w:p>
           <w:p>
@@ -4025,13 +4073,23 @@
                 <w:szCs w:val="16"/>
               </w:rPr>
             </w:pPr>
-            <w:r>
-              <w:rPr>
-                <w:rFonts w:asciiTheme="minorHAnsi" w:hAnsiTheme="minorHAnsi"/>
-                <w:sz w:val="16"/>
-                <w:szCs w:val="16"/>
-              </w:rPr>
-              <w:t>Zs: Aşırı akım koruma cihazının açma akımına göre hesaplanan sınır çevrim empedansı.</w:t>
+            <w:proofErr w:type="spellStart"/>
+            <w:r>
+              <w:rPr>
+                <w:rFonts w:asciiTheme="minorHAnsi" w:hAnsiTheme="minorHAnsi"/>
+                <w:sz w:val="16"/>
+                <w:szCs w:val="16"/>
+              </w:rPr>
+              <w:t>Zs</w:t>
+            </w:r>
+            <w:proofErr w:type="spellEnd"/>
+            <w:r>
+              <w:rPr>
+                <w:rFonts w:asciiTheme="minorHAnsi" w:hAnsiTheme="minorHAnsi"/>
+                <w:sz w:val="16"/>
+                <w:szCs w:val="16"/>
+              </w:rPr>
+              <w:t>: Aşırı akım koruma cihazının açma akımına göre hesaplanan sınır çevrim empedansı.</w:t>
             </w:r>
           </w:p>
           <w:p>
@@ -4043,13 +4101,23 @@
                 <w:szCs w:val="16"/>
               </w:rPr>
             </w:pPr>
-            <w:r>
-              <w:rPr>
-                <w:rFonts w:asciiTheme="minorHAnsi" w:hAnsiTheme="minorHAnsi"/>
-                <w:sz w:val="16"/>
-                <w:szCs w:val="16"/>
-              </w:rPr>
-              <w:t>Rx: Ölçülen topraklama direnci.</w:t>
+            <w:proofErr w:type="spellStart"/>
+            <w:r>
+              <w:rPr>
+                <w:rFonts w:asciiTheme="minorHAnsi" w:hAnsiTheme="minorHAnsi"/>
+                <w:sz w:val="16"/>
+                <w:szCs w:val="16"/>
+              </w:rPr>
+              <w:t>Rx</w:t>
+            </w:r>
+            <w:proofErr w:type="spellEnd"/>
+            <w:r>
+              <w:rPr>
+                <w:rFonts w:asciiTheme="minorHAnsi" w:hAnsiTheme="minorHAnsi"/>
+                <w:sz w:val="16"/>
+                <w:szCs w:val="16"/>
+              </w:rPr>
+              <w:t>: Ölçülen topraklama direnci.</w:t>
             </w:r>
           </w:p>
           <w:p>
@@ -4079,13 +4147,23 @@
                 <w:szCs w:val="16"/>
               </w:rPr>
             </w:pPr>
-            <w:r>
-              <w:rPr>
-                <w:rFonts w:asciiTheme="minorHAnsi" w:hAnsiTheme="minorHAnsi"/>
-                <w:sz w:val="16"/>
-                <w:szCs w:val="16"/>
-              </w:rPr>
-              <w:t>Ik: Devredeki toprak çevrim empedansına göre hesaplanan ya da ölçülen faz- toprak hata akımı.</w:t>
+            <w:proofErr w:type="spellStart"/>
+            <w:r>
+              <w:rPr>
+                <w:rFonts w:asciiTheme="minorHAnsi" w:hAnsiTheme="minorHAnsi"/>
+                <w:sz w:val="16"/>
+                <w:szCs w:val="16"/>
+              </w:rPr>
+              <w:t>Ik</w:t>
+            </w:r>
+            <w:proofErr w:type="spellEnd"/>
+            <w:r>
+              <w:rPr>
+                <w:rFonts w:asciiTheme="minorHAnsi" w:hAnsiTheme="minorHAnsi"/>
+                <w:sz w:val="16"/>
+                <w:szCs w:val="16"/>
+              </w:rPr>
+              <w:t>: Devredeki toprak çevrim empedansına göre hesaplanan ya da ölçülen faz- toprak hata akımı.</w:t>
             </w:r>
           </w:p>
           <w:p>
@@ -4097,13 +4175,59 @@
                 <w:szCs w:val="16"/>
               </w:rPr>
             </w:pPr>
-            <w:r>
-              <w:rPr>
-                <w:rFonts w:asciiTheme="minorHAnsi" w:hAnsiTheme="minorHAnsi"/>
-                <w:sz w:val="16"/>
-                <w:szCs w:val="16"/>
-              </w:rPr>
-              <w:t>Ia: Aşırı akım koruma cihazının açma eğrisi tipine göre hesaplanan ani açma ya da otomatik açma akımı-RCD’ler için etiketinde yazılı beyan açma akımı (IΔn) IΔn: RCD (Artık akım anahtarı) için beyan açma akımı</w:t>
+            <w:proofErr w:type="spellStart"/>
+            <w:r>
+              <w:rPr>
+                <w:rFonts w:asciiTheme="minorHAnsi" w:hAnsiTheme="minorHAnsi"/>
+                <w:sz w:val="16"/>
+                <w:szCs w:val="16"/>
+              </w:rPr>
+              <w:t>Ia</w:t>
+            </w:r>
+            <w:proofErr w:type="spellEnd"/>
+            <w:r>
+              <w:rPr>
+                <w:rFonts w:asciiTheme="minorHAnsi" w:hAnsiTheme="minorHAnsi"/>
+                <w:sz w:val="16"/>
+                <w:szCs w:val="16"/>
+              </w:rPr>
+              <w:t>: Aşırı akım koruma cihazının açma eğrisi tipine göre hesaplanan ani açma ya da otomatik açma akımı-RCD’ler için etiketinde yazılı beyan açma akımı (</w:t>
+            </w:r>
+            <w:proofErr w:type="spellStart"/>
+            <w:r>
+              <w:rPr>
+                <w:rFonts w:asciiTheme="minorHAnsi" w:hAnsiTheme="minorHAnsi"/>
+                <w:sz w:val="16"/>
+                <w:szCs w:val="16"/>
+              </w:rPr>
+              <w:t>IΔn</w:t>
+            </w:r>
+            <w:proofErr w:type="spellEnd"/>
+            <w:r>
+              <w:rPr>
+                <w:rFonts w:asciiTheme="minorHAnsi" w:hAnsiTheme="minorHAnsi"/>
+                <w:sz w:val="16"/>
+                <w:szCs w:val="16"/>
+              </w:rPr>
+              <w:t xml:space="preserve">) </w:t>
+            </w:r>
+            <w:proofErr w:type="spellStart"/>
+            <w:r>
+              <w:rPr>
+                <w:rFonts w:asciiTheme="minorHAnsi" w:hAnsiTheme="minorHAnsi"/>
+                <w:sz w:val="16"/>
+                <w:szCs w:val="16"/>
+              </w:rPr>
+              <w:t>IΔn</w:t>
+            </w:r>
+            <w:proofErr w:type="spellEnd"/>
+            <w:r>
+              <w:rPr>
+                <w:rFonts w:asciiTheme="minorHAnsi" w:hAnsiTheme="minorHAnsi"/>
+                <w:sz w:val="16"/>
+                <w:szCs w:val="16"/>
+              </w:rPr>
+              <w:t>: RCD (Artık akım anahtarı) için beyan açma akımı</w:t>
             </w:r>
           </w:p>
           <w:p>
@@ -4139,7 +4263,43 @@
                 <w:sz w:val="16"/>
                 <w:szCs w:val="16"/>
               </w:rPr>
-              <w:t>TΔ: RCD için test açma zamanı-max: 200 ms.</w:t>
+              <w:t>TΔ: RCD için test açma zamanı-</w:t>
+            </w:r>
+            <w:proofErr w:type="spellStart"/>
+            <w:r>
+              <w:rPr>
+                <w:rFonts w:asciiTheme="minorHAnsi" w:hAnsiTheme="minorHAnsi"/>
+                <w:sz w:val="16"/>
+                <w:szCs w:val="16"/>
+              </w:rPr>
+              <w:t>max</w:t>
+            </w:r>
+            <w:proofErr w:type="spellEnd"/>
+            <w:r>
+              <w:rPr>
+                <w:rFonts w:asciiTheme="minorHAnsi" w:hAnsiTheme="minorHAnsi"/>
+                <w:sz w:val="16"/>
+                <w:szCs w:val="16"/>
+              </w:rPr>
+              <w:t xml:space="preserve">: 200 </w:t>
+            </w:r>
+            <w:proofErr w:type="spellStart"/>
+            <w:r>
+              <w:rPr>
+                <w:rFonts w:asciiTheme="minorHAnsi" w:hAnsiTheme="minorHAnsi"/>
+                <w:sz w:val="16"/>
+                <w:szCs w:val="16"/>
+              </w:rPr>
+              <w:t>ms</w:t>
+            </w:r>
+            <w:proofErr w:type="spellEnd"/>
+            <w:r>
+              <w:rPr>
+                <w:rFonts w:asciiTheme="minorHAnsi" w:hAnsiTheme="minorHAnsi"/>
+                <w:sz w:val="16"/>
+                <w:szCs w:val="16"/>
+              </w:rPr>
+              <w:t>.</w:t>
             </w:r>
           </w:p>
           <w:p>
@@ -4157,7 +4317,25 @@
                 <w:sz w:val="16"/>
                 <w:szCs w:val="16"/>
               </w:rPr>
-              <w:t>50V: Dokunma gerilimi sınır değeri (AG tesisat a.a da, normal, ya da kuru yerler)</w:t>
+              <w:t xml:space="preserve">50V: Dokunma gerilimi sınır değeri (AG tesisat </w:t>
+            </w:r>
+            <w:proofErr w:type="spellStart"/>
+            <w:r>
+              <w:rPr>
+                <w:rFonts w:asciiTheme="minorHAnsi" w:hAnsiTheme="minorHAnsi"/>
+                <w:sz w:val="16"/>
+                <w:szCs w:val="16"/>
+              </w:rPr>
+              <w:t>a.a</w:t>
+            </w:r>
+            <w:proofErr w:type="spellEnd"/>
+            <w:r>
+              <w:rPr>
+                <w:rFonts w:asciiTheme="minorHAnsi" w:hAnsiTheme="minorHAnsi"/>
+                <w:sz w:val="16"/>
+                <w:szCs w:val="16"/>
+              </w:rPr>
+              <w:t xml:space="preserve"> da, normal, ya da kuru yerler)</w:t>
             </w:r>
           </w:p>
           <w:p>
@@ -4175,7 +4353,25 @@
                 <w:sz w:val="16"/>
                 <w:szCs w:val="16"/>
               </w:rPr>
-              <w:t>25V: Dokunma gerilimi sınır değeri (AG tesisat a.a da, tehlikenin yüksek olduğu yerler, ıslak hacimler, tarımsal alanlar vb.)</w:t>
+              <w:t xml:space="preserve">25V: Dokunma gerilimi sınır değeri (AG tesisat </w:t>
+            </w:r>
+            <w:proofErr w:type="spellStart"/>
+            <w:r>
+              <w:rPr>
+                <w:rFonts w:asciiTheme="minorHAnsi" w:hAnsiTheme="minorHAnsi"/>
+                <w:sz w:val="16"/>
+                <w:szCs w:val="16"/>
+              </w:rPr>
+              <w:t>a.a</w:t>
+            </w:r>
+            <w:proofErr w:type="spellEnd"/>
+            <w:r>
+              <w:rPr>
+                <w:rFonts w:asciiTheme="minorHAnsi" w:hAnsiTheme="minorHAnsi"/>
+                <w:sz w:val="16"/>
+                <w:szCs w:val="16"/>
+              </w:rPr>
+              <w:t xml:space="preserve"> da, tehlikenin yüksek olduğu yerler, ıslak hacimler, tarımsal alanlar vb.)</w:t>
             </w:r>
           </w:p>
           <w:p>
@@ -4193,7 +4389,25 @@
                 <w:sz w:val="16"/>
                 <w:szCs w:val="16"/>
               </w:rPr>
-              <w:t>230V: (Uo) Hesaplamalar için kullanılacak faz-toprak veya faz-nötr gerilimi</w:t>
+              <w:t>230V: (</w:t>
+            </w:r>
+            <w:proofErr w:type="spellStart"/>
+            <w:r>
+              <w:rPr>
+                <w:rFonts w:asciiTheme="minorHAnsi" w:hAnsiTheme="minorHAnsi"/>
+                <w:sz w:val="16"/>
+                <w:szCs w:val="16"/>
+              </w:rPr>
+              <w:t>Uo</w:t>
+            </w:r>
+            <w:proofErr w:type="spellEnd"/>
+            <w:r>
+              <w:rPr>
+                <w:rFonts w:asciiTheme="minorHAnsi" w:hAnsiTheme="minorHAnsi"/>
+                <w:sz w:val="16"/>
+                <w:szCs w:val="16"/>
+              </w:rPr>
+              <w:t>) Hesaplamalar için kullanılacak faz-toprak veya faz-nötr gerilimi</w:t>
             </w:r>
           </w:p>
           <w:p>
@@ -4205,13 +4419,59 @@
                 <w:szCs w:val="16"/>
               </w:rPr>
             </w:pPr>
-            <w:r>
-              <w:rPr>
-                <w:rFonts w:asciiTheme="minorHAnsi" w:hAnsiTheme="minorHAnsi"/>
-                <w:sz w:val="16"/>
-                <w:szCs w:val="16"/>
-              </w:rPr>
-              <w:t>Zs&lt;230V/Ia: TN şebekeler için hesaplanan çevrim empedansı sınır değeri. (TN şebekeler için dolaylı dokunmaya karşı güvenlik şartı.) RA&lt;50V/Ia: TT şebekeler için hesaplanan topraklama direnci sınır değeri. (TT Şebekeler için dolaylı dokunmaya karşı güvenlik şartı.)</w:t>
+            <w:proofErr w:type="spellStart"/>
+            <w:r>
+              <w:rPr>
+                <w:rFonts w:asciiTheme="minorHAnsi" w:hAnsiTheme="minorHAnsi"/>
+                <w:sz w:val="16"/>
+                <w:szCs w:val="16"/>
+              </w:rPr>
+              <w:t>Zs</w:t>
+            </w:r>
+            <w:proofErr w:type="spellEnd"/>
+            <w:r>
+              <w:rPr>
+                <w:rFonts w:asciiTheme="minorHAnsi" w:hAnsiTheme="minorHAnsi"/>
+                <w:sz w:val="16"/>
+                <w:szCs w:val="16"/>
+              </w:rPr>
+              <w:t>&lt;230V/</w:t>
+            </w:r>
+            <w:proofErr w:type="spellStart"/>
+            <w:r>
+              <w:rPr>
+                <w:rFonts w:asciiTheme="minorHAnsi" w:hAnsiTheme="minorHAnsi"/>
+                <w:sz w:val="16"/>
+                <w:szCs w:val="16"/>
+              </w:rPr>
+              <w:t>Ia</w:t>
+            </w:r>
+            <w:proofErr w:type="spellEnd"/>
+            <w:r>
+              <w:rPr>
+                <w:rFonts w:asciiTheme="minorHAnsi" w:hAnsiTheme="minorHAnsi"/>
+                <w:sz w:val="16"/>
+                <w:szCs w:val="16"/>
+              </w:rPr>
+              <w:t>: TN şebekeler için hesaplanan çevrim empedansı sınır değeri. (TN şebekeler için dolaylı dokunmaya karşı güvenlik şartı.) RA&lt;50V/</w:t>
+            </w:r>
+            <w:proofErr w:type="spellStart"/>
+            <w:r>
+              <w:rPr>
+                <w:rFonts w:asciiTheme="minorHAnsi" w:hAnsiTheme="minorHAnsi"/>
+                <w:sz w:val="16"/>
+                <w:szCs w:val="16"/>
+              </w:rPr>
+              <w:t>Ia</w:t>
+            </w:r>
+            <w:proofErr w:type="spellEnd"/>
+            <w:r>
+              <w:rPr>
+                <w:rFonts w:asciiTheme="minorHAnsi" w:hAnsiTheme="minorHAnsi"/>
+                <w:sz w:val="16"/>
+                <w:szCs w:val="16"/>
+              </w:rPr>
+              <w:t>: TT şebekeler için hesaplanan topraklama direnci sınır değeri. (TT Şebekeler için dolaylı dokunmaya karşı güvenlik şartı.)</w:t>
             </w:r>
           </w:p>
         </w:tc>
@@ -4584,13 +4844,41 @@
               </w:rPr>
               <w:t xml:space="preserve"> </w:t>
             </w:r>
-            <w:r>
-              <w:rPr>
-                <w:rFonts w:asciiTheme="minorHAnsi" w:hAnsiTheme="minorHAnsi"/>
-                <w:sz w:val="16"/>
-                <w:szCs w:val="16"/>
-              </w:rPr>
-              <w:t>Klamp metodu (Çoklu topraklayıcılı)</w:t>
+            <w:proofErr w:type="spellStart"/>
+            <w:r>
+              <w:rPr>
+                <w:rFonts w:asciiTheme="minorHAnsi" w:hAnsiTheme="minorHAnsi"/>
+                <w:sz w:val="16"/>
+                <w:szCs w:val="16"/>
+              </w:rPr>
+              <w:t>Klamp</w:t>
+            </w:r>
+            <w:proofErr w:type="spellEnd"/>
+            <w:r>
+              <w:rPr>
+                <w:rFonts w:asciiTheme="minorHAnsi" w:hAnsiTheme="minorHAnsi"/>
+                <w:sz w:val="16"/>
+                <w:szCs w:val="16"/>
+              </w:rPr>
+              <w:t xml:space="preserve"> metodu (Çoklu </w:t>
+            </w:r>
+            <w:proofErr w:type="spellStart"/>
+            <w:r>
+              <w:rPr>
+                <w:rFonts w:asciiTheme="minorHAnsi" w:hAnsiTheme="minorHAnsi"/>
+                <w:sz w:val="16"/>
+                <w:szCs w:val="16"/>
+              </w:rPr>
+              <w:t>topraklayıcılı</w:t>
+            </w:r>
+            <w:proofErr w:type="spellEnd"/>
+            <w:r>
+              <w:rPr>
+                <w:rFonts w:asciiTheme="minorHAnsi" w:hAnsiTheme="minorHAnsi"/>
+                <w:sz w:val="16"/>
+                <w:szCs w:val="16"/>
+              </w:rPr>
+              <w:t>)</w:t>
             </w:r>
           </w:p>
         </w:tc>
@@ -4805,7 +5093,43 @@
                 <w:sz w:val="16"/>
                 <w:szCs w:val="16"/>
               </w:rPr>
-              <w:t>In(A) / IΔn(mA)</w:t>
+              <w:t xml:space="preserve">In(A) / </w:t>
+            </w:r>
+            <w:proofErr w:type="spellStart"/>
+            <w:r>
+              <w:rPr>
+                <w:rFonts w:asciiTheme="minorHAnsi" w:hAnsiTheme="minorHAnsi"/>
+                <w:sz w:val="16"/>
+                <w:szCs w:val="16"/>
+              </w:rPr>
+              <w:t>IΔn</w:t>
+            </w:r>
+            <w:proofErr w:type="spellEnd"/>
+            <w:r>
+              <w:rPr>
+                <w:rFonts w:asciiTheme="minorHAnsi" w:hAnsiTheme="minorHAnsi"/>
+                <w:sz w:val="16"/>
+                <w:szCs w:val="16"/>
+              </w:rPr>
+              <w:t>(</w:t>
+            </w:r>
+            <w:proofErr w:type="spellStart"/>
+            <w:r>
+              <w:rPr>
+                <w:rFonts w:asciiTheme="minorHAnsi" w:hAnsiTheme="minorHAnsi"/>
+                <w:sz w:val="16"/>
+                <w:szCs w:val="16"/>
+              </w:rPr>
+              <w:t>mA</w:t>
+            </w:r>
+            <w:proofErr w:type="spellEnd"/>
+            <w:r>
+              <w:rPr>
+                <w:rFonts w:asciiTheme="minorHAnsi" w:hAnsiTheme="minorHAnsi"/>
+                <w:sz w:val="16"/>
+                <w:szCs w:val="16"/>
+              </w:rPr>
+              <w:t>)</w:t>
             </w:r>
           </w:p>
         </w:tc>
@@ -5000,13 +5324,23 @@
                 <w:szCs w:val="16"/>
               </w:rPr>
             </w:pPr>
-            <w:r>
-              <w:rPr>
-                <w:rFonts w:asciiTheme="minorHAnsi" w:hAnsiTheme="minorHAnsi"/>
-                <w:sz w:val="16"/>
-                <w:szCs w:val="16"/>
-              </w:rPr>
-              <w:t>Ia (A)</w:t>
+            <w:proofErr w:type="spellStart"/>
+            <w:r>
+              <w:rPr>
+                <w:rFonts w:asciiTheme="minorHAnsi" w:hAnsiTheme="minorHAnsi"/>
+                <w:sz w:val="16"/>
+                <w:szCs w:val="16"/>
+              </w:rPr>
+              <w:t>Ia</w:t>
+            </w:r>
+            <w:proofErr w:type="spellEnd"/>
+            <w:r>
+              <w:rPr>
+                <w:rFonts w:asciiTheme="minorHAnsi" w:hAnsiTheme="minorHAnsi"/>
+                <w:sz w:val="16"/>
+                <w:szCs w:val="16"/>
+              </w:rPr>
+              <w:t xml:space="preserve"> (A)</w:t>
             </w:r>
           </w:p>
         </w:tc>
@@ -5104,14 +5438,34 @@
                 <w:szCs w:val="16"/>
               </w:rPr>
             </w:pPr>
-            <w:r>
-              <w:rPr>
-                <w:rFonts w:asciiTheme="minorHAnsi" w:hAnsiTheme="minorHAnsi"/>
-                <w:sz w:val="16"/>
-                <w:szCs w:val="16"/>
-              </w:rPr>
-              <w:t>Zx/Rx</w:t>
-            </w:r>
+            <w:proofErr w:type="spellStart"/>
+            <w:r>
+              <w:rPr>
+                <w:rFonts w:asciiTheme="minorHAnsi" w:hAnsiTheme="minorHAnsi"/>
+                <w:sz w:val="16"/>
+                <w:szCs w:val="16"/>
+              </w:rPr>
+              <w:t>Zx</w:t>
+            </w:r>
+            <w:proofErr w:type="spellEnd"/>
+            <w:r>
+              <w:rPr>
+                <w:rFonts w:asciiTheme="minorHAnsi" w:hAnsiTheme="minorHAnsi"/>
+                <w:sz w:val="16"/>
+                <w:szCs w:val="16"/>
+              </w:rPr>
+              <w:t>/</w:t>
+            </w:r>
+            <w:proofErr w:type="spellStart"/>
+            <w:r>
+              <w:rPr>
+                <w:rFonts w:asciiTheme="minorHAnsi" w:hAnsiTheme="minorHAnsi"/>
+                <w:sz w:val="16"/>
+                <w:szCs w:val="16"/>
+              </w:rPr>
+              <w:t>Rx</w:t>
+            </w:r>
+            <w:proofErr w:type="spellEnd"/>
           </w:p>
           <w:p>
             <w:pPr>
@@ -5165,13 +5519,23 @@
                 <w:szCs w:val="16"/>
               </w:rPr>
             </w:pPr>
-            <w:r>
-              <w:rPr>
-                <w:rFonts w:asciiTheme="minorHAnsi" w:hAnsiTheme="minorHAnsi"/>
-                <w:sz w:val="16"/>
-                <w:szCs w:val="16"/>
-              </w:rPr>
-              <w:t>Zs /RA</w:t>
+            <w:proofErr w:type="spellStart"/>
+            <w:r>
+              <w:rPr>
+                <w:rFonts w:asciiTheme="minorHAnsi" w:hAnsiTheme="minorHAnsi"/>
+                <w:sz w:val="16"/>
+                <w:szCs w:val="16"/>
+              </w:rPr>
+              <w:t>Zs</w:t>
+            </w:r>
+            <w:proofErr w:type="spellEnd"/>
+            <w:r>
+              <w:rPr>
+                <w:rFonts w:asciiTheme="minorHAnsi" w:hAnsiTheme="minorHAnsi"/>
+                <w:sz w:val="16"/>
+                <w:szCs w:val="16"/>
+              </w:rPr>
+              <w:t xml:space="preserve"> /RA</w:t>
             </w:r>
           </w:p>
           <w:p>
@@ -5249,7 +5613,25 @@
                 <w:sz w:val="16"/>
                 <w:szCs w:val="16"/>
               </w:rPr>
-              <w:t>IΔ (mA)</w:t>
+              <w:t>IΔ (</w:t>
+            </w:r>
+            <w:proofErr w:type="spellStart"/>
+            <w:r>
+              <w:rPr>
+                <w:rFonts w:asciiTheme="minorHAnsi" w:hAnsiTheme="minorHAnsi"/>
+                <w:sz w:val="16"/>
+                <w:szCs w:val="16"/>
+              </w:rPr>
+              <w:t>mA</w:t>
+            </w:r>
+            <w:proofErr w:type="spellEnd"/>
+            <w:r>
+              <w:rPr>
+                <w:rFonts w:asciiTheme="minorHAnsi" w:hAnsiTheme="minorHAnsi"/>
+                <w:sz w:val="16"/>
+                <w:szCs w:val="16"/>
+              </w:rPr>
+              <w:t>)</w:t>
             </w:r>
           </w:p>
         </w:tc>
@@ -5292,7 +5674,25 @@
                 <w:sz w:val="16"/>
                 <w:szCs w:val="16"/>
               </w:rPr>
-              <w:t>TΔ (ms)</w:t>
+              <w:t>TΔ (</w:t>
+            </w:r>
+            <w:proofErr w:type="spellStart"/>
+            <w:r>
+              <w:rPr>
+                <w:rFonts w:asciiTheme="minorHAnsi" w:hAnsiTheme="minorHAnsi"/>
+                <w:sz w:val="16"/>
+                <w:szCs w:val="16"/>
+              </w:rPr>
+              <w:t>ms</w:t>
+            </w:r>
+            <w:proofErr w:type="spellEnd"/>
+            <w:r>
+              <w:rPr>
+                <w:rFonts w:asciiTheme="minorHAnsi" w:hAnsiTheme="minorHAnsi"/>
+                <w:sz w:val="16"/>
+                <w:szCs w:val="16"/>
+              </w:rPr>
+              <w:t>)</w:t>
             </w:r>
           </w:p>
         </w:tc>
@@ -21418,13 +21818,41 @@
                 <w:szCs w:val="16"/>
               </w:rPr>
             </w:pPr>
-            <w:r>
-              <w:rPr>
-                <w:rFonts w:asciiTheme="minorHAnsi" w:hAnsiTheme="minorHAnsi"/>
-                <w:sz w:val="16"/>
-                <w:szCs w:val="16"/>
-              </w:rPr>
-              <w:t>IΔn (mA)</w:t>
+            <w:proofErr w:type="spellStart"/>
+            <w:r>
+              <w:rPr>
+                <w:rFonts w:asciiTheme="minorHAnsi" w:hAnsiTheme="minorHAnsi"/>
+                <w:sz w:val="16"/>
+                <w:szCs w:val="16"/>
+              </w:rPr>
+              <w:t>IΔn</w:t>
+            </w:r>
+            <w:proofErr w:type="spellEnd"/>
+            <w:r>
+              <w:rPr>
+                <w:rFonts w:asciiTheme="minorHAnsi" w:hAnsiTheme="minorHAnsi"/>
+                <w:sz w:val="16"/>
+                <w:szCs w:val="16"/>
+              </w:rPr>
+              <w:t xml:space="preserve"> (</w:t>
+            </w:r>
+            <w:proofErr w:type="spellStart"/>
+            <w:r>
+              <w:rPr>
+                <w:rFonts w:asciiTheme="minorHAnsi" w:hAnsiTheme="minorHAnsi"/>
+                <w:sz w:val="16"/>
+                <w:szCs w:val="16"/>
+              </w:rPr>
+              <w:t>mA</w:t>
+            </w:r>
+            <w:proofErr w:type="spellEnd"/>
+            <w:r>
+              <w:rPr>
+                <w:rFonts w:asciiTheme="minorHAnsi" w:hAnsiTheme="minorHAnsi"/>
+                <w:sz w:val="16"/>
+                <w:szCs w:val="16"/>
+              </w:rPr>
+              <w:t>)</w:t>
             </w:r>
           </w:p>
         </w:tc>
@@ -21450,7 +21878,25 @@
                 <w:sz w:val="16"/>
                 <w:szCs w:val="16"/>
               </w:rPr>
-              <w:t>Açma zamanı gecikmesi (ms)</w:t>
+              <w:t>Açma zamanı gecikmesi (</w:t>
+            </w:r>
+            <w:proofErr w:type="spellStart"/>
+            <w:r>
+              <w:rPr>
+                <w:rFonts w:asciiTheme="minorHAnsi" w:hAnsiTheme="minorHAnsi"/>
+                <w:sz w:val="16"/>
+                <w:szCs w:val="16"/>
+              </w:rPr>
+              <w:t>ms</w:t>
+            </w:r>
+            <w:proofErr w:type="spellEnd"/>
+            <w:r>
+              <w:rPr>
+                <w:rFonts w:asciiTheme="minorHAnsi" w:hAnsiTheme="minorHAnsi"/>
+                <w:sz w:val="16"/>
+                <w:szCs w:val="16"/>
+              </w:rPr>
+              <w:t>)</w:t>
             </w:r>
           </w:p>
         </w:tc>
@@ -21534,13 +21980,41 @@
                 <w:szCs w:val="16"/>
               </w:rPr>
             </w:pPr>
-            <w:r>
-              <w:rPr>
-                <w:rFonts w:asciiTheme="minorHAnsi" w:hAnsiTheme="minorHAnsi"/>
-                <w:sz w:val="16"/>
-                <w:szCs w:val="16"/>
-              </w:rPr>
-              <w:t>IΔn (mA)</w:t>
+            <w:proofErr w:type="spellStart"/>
+            <w:r>
+              <w:rPr>
+                <w:rFonts w:asciiTheme="minorHAnsi" w:hAnsiTheme="minorHAnsi"/>
+                <w:sz w:val="16"/>
+                <w:szCs w:val="16"/>
+              </w:rPr>
+              <w:t>IΔn</w:t>
+            </w:r>
+            <w:proofErr w:type="spellEnd"/>
+            <w:r>
+              <w:rPr>
+                <w:rFonts w:asciiTheme="minorHAnsi" w:hAnsiTheme="minorHAnsi"/>
+                <w:sz w:val="16"/>
+                <w:szCs w:val="16"/>
+              </w:rPr>
+              <w:t xml:space="preserve"> (</w:t>
+            </w:r>
+            <w:proofErr w:type="spellStart"/>
+            <w:r>
+              <w:rPr>
+                <w:rFonts w:asciiTheme="minorHAnsi" w:hAnsiTheme="minorHAnsi"/>
+                <w:sz w:val="16"/>
+                <w:szCs w:val="16"/>
+              </w:rPr>
+              <w:t>mA</w:t>
+            </w:r>
+            <w:proofErr w:type="spellEnd"/>
+            <w:r>
+              <w:rPr>
+                <w:rFonts w:asciiTheme="minorHAnsi" w:hAnsiTheme="minorHAnsi"/>
+                <w:sz w:val="16"/>
+                <w:szCs w:val="16"/>
+              </w:rPr>
+              <w:t>)</w:t>
             </w:r>
           </w:p>
         </w:tc>
@@ -21585,7 +22059,25 @@
                 <w:sz w:val="16"/>
                 <w:szCs w:val="16"/>
               </w:rPr>
-              <w:t>TΔ (ms)</w:t>
+              <w:t>TΔ (</w:t>
+            </w:r>
+            <w:proofErr w:type="spellStart"/>
+            <w:r>
+              <w:rPr>
+                <w:rFonts w:asciiTheme="minorHAnsi" w:hAnsiTheme="minorHAnsi"/>
+                <w:sz w:val="16"/>
+                <w:szCs w:val="16"/>
+              </w:rPr>
+              <w:t>ms</w:t>
+            </w:r>
+            <w:proofErr w:type="spellEnd"/>
+            <w:r>
+              <w:rPr>
+                <w:rFonts w:asciiTheme="minorHAnsi" w:hAnsiTheme="minorHAnsi"/>
+                <w:sz w:val="16"/>
+                <w:szCs w:val="16"/>
+              </w:rPr>
+              <w:t>)</w:t>
             </w:r>
           </w:p>
         </w:tc>
@@ -23192,7 +23684,43 @@
                 <w:sz w:val="16"/>
                 <w:szCs w:val="16"/>
               </w:rPr>
-              <w:t>Not-5: TT veya TN (TN-S veya TN-CS’nin S bölümü) şebeke sistemlerinde 32 A’e kadar genel kullanım priz tesisatlarında, 32 A’e kadar seyyar cihaz prizlerinde 30 mA artık akım cihazı RCD kullanımı zorunludur. 32 A’in üzerindeki devrelerde ise, doğal kaçak akımların kaçınılmaz olduğu durumlarda, uygun seçilmiş kaçak akım koruma cihazları (RCD), diğer elektrik çarpmasına karşı koruma önlemleriyle birlikte kullanılmalıdır. Doğal kaçakların bulunduğu bölümlere ilişkin teknik detay ve sebepler periyodik kontrol raporunun ilgili bölümlerinde belirtilmelidir. (Ağır kusur)</w:t>
+              <w:t>Not-5: TT veya TN (TN-S veya TN-</w:t>
+            </w:r>
+            <w:proofErr w:type="spellStart"/>
+            <w:r>
+              <w:rPr>
+                <w:rFonts w:asciiTheme="minorHAnsi" w:hAnsiTheme="minorHAnsi"/>
+                <w:sz w:val="16"/>
+                <w:szCs w:val="16"/>
+              </w:rPr>
+              <w:t>CS’nin</w:t>
+            </w:r>
+            <w:proofErr w:type="spellEnd"/>
+            <w:r>
+              <w:rPr>
+                <w:rFonts w:asciiTheme="minorHAnsi" w:hAnsiTheme="minorHAnsi"/>
+                <w:sz w:val="16"/>
+                <w:szCs w:val="16"/>
+              </w:rPr>
+              <w:t xml:space="preserve"> S bölümü) şebeke sistemlerinde 32 A’e kadar genel kullanım priz tesisatlarında, 32 A’e kadar seyyar cihaz prizlerinde 30 </w:t>
+            </w:r>
+            <w:proofErr w:type="spellStart"/>
+            <w:r>
+              <w:rPr>
+                <w:rFonts w:asciiTheme="minorHAnsi" w:hAnsiTheme="minorHAnsi"/>
+                <w:sz w:val="16"/>
+                <w:szCs w:val="16"/>
+              </w:rPr>
+              <w:t>mA</w:t>
+            </w:r>
+            <w:proofErr w:type="spellEnd"/>
+            <w:r>
+              <w:rPr>
+                <w:rFonts w:asciiTheme="minorHAnsi" w:hAnsiTheme="minorHAnsi"/>
+                <w:sz w:val="16"/>
+                <w:szCs w:val="16"/>
+              </w:rPr>
+              <w:t xml:space="preserve"> artık akım cihazı RCD kullanımı zorunludur. 32 A’in üzerindeki devrelerde ise, doğal kaçak akımların kaçınılmaz olduğu durumlarda, uygun seçilmiş kaçak akım koruma cihazları (RCD), diğer elektrik çarpmasına karşı koruma önlemleriyle birlikte kullanılmalıdır. Doğal kaçakların bulunduğu bölümlere ilişkin teknik detay ve sebepler periyodik kontrol raporunun ilgili bölümlerinde belirtilmelidir. (Ağır kusur)</w:t>
             </w:r>
           </w:p>
           <w:p>
@@ -23320,7 +23848,25 @@
                 <w:sz w:val="16"/>
                 <w:szCs w:val="16"/>
               </w:rPr>
-              <w:t xml:space="preserve">Not-10: Priz üzerinde Nötr-Toprak birleşikliği (sıfırlama yapıldığı) tespit edildiğinden yetersiz. Tesis topraklama tipi TT ise sıfırlama yapılamaz. TN ise PEN iletken kesiti &lt;10 mm2 olamayacağından 2,5 mm2 prizde sıfırlama yapılamaz. </w:t>
+              <w:t xml:space="preserve">Not-10: Priz üzerinde Nötr-Toprak </w:t>
+            </w:r>
+            <w:proofErr w:type="spellStart"/>
+            <w:r>
+              <w:rPr>
+                <w:rFonts w:asciiTheme="minorHAnsi" w:hAnsiTheme="minorHAnsi"/>
+                <w:sz w:val="16"/>
+                <w:szCs w:val="16"/>
+              </w:rPr>
+              <w:t>birleşikliği</w:t>
+            </w:r>
+            <w:proofErr w:type="spellEnd"/>
+            <w:r>
+              <w:rPr>
+                <w:rFonts w:asciiTheme="minorHAnsi" w:hAnsiTheme="minorHAnsi"/>
+                <w:sz w:val="16"/>
+                <w:szCs w:val="16"/>
+              </w:rPr>
+              <w:t xml:space="preserve"> (sıfırlama yapıldığı) tespit edildiğinden yetersiz. Tesis topraklama tipi TT ise sıfırlama yapılamaz. TN ise PEN iletken kesiti &lt;10 mm2 olamayacağından 2,5 mm2 prizde sıfırlama yapılamaz. </w:t>
             </w:r>
             <w:r>
               <w:rPr>
@@ -23574,7 +24120,7 @@
                 <w:noProof/>
               </w:rPr>
               <w:drawing>
-                <wp:anchor distT="0" distB="0" distL="114300" distR="114300" simplePos="0" relativeHeight="251658752" behindDoc="0" locked="0" layoutInCell="1" allowOverlap="1" wp14:anchorId="15FF7F91" wp14:editId="678F01F0">
+                <wp:anchor distT="0" distB="0" distL="114300" distR="114300" simplePos="0" relativeHeight="251658752" behindDoc="0" locked="0" layoutInCell="1" allowOverlap="1" wp14:anchorId="15FF7F91" wp14:editId="49080537">
                   <wp:simplePos x="0" y="0"/>
                   <wp:positionH relativeFrom="column">
                     <wp:posOffset>108585</wp:posOffset>
@@ -24147,6 +24693,7 @@
                 <w:szCs w:val="15"/>
               </w:rPr>
             </w:pPr>
+            <w:proofErr w:type="spellStart"/>
             <w:r>
               <w:rPr>
                 <w:rFonts w:asciiTheme="minorHAnsi" w:hAnsiTheme="minorHAnsi" w:cs="Tahoma"/>
@@ -24154,7 +24701,17 @@
                 <w:sz w:val="15"/>
                 <w:szCs w:val="15"/>
               </w:rPr>
-              <w:t>Ekipnet Kayıt No</w:t>
+              <w:t>Ekipnet</w:t>
+            </w:r>
+            <w:proofErr w:type="spellEnd"/>
+            <w:r>
+              <w:rPr>
+                <w:rFonts w:asciiTheme="minorHAnsi" w:hAnsiTheme="minorHAnsi" w:cs="Tahoma"/>
+                <w:b/>
+                <w:sz w:val="15"/>
+                <w:szCs w:val="15"/>
+              </w:rPr>
+              <w:t xml:space="preserve"> Kayıt No</w:t>
             </w:r>
           </w:p>
         </w:tc>
@@ -24211,10 +24768,12 @@
       </w:pPr>
     </w:p>
     <w:sectPr>
-      <w:headerReference w:type="default" r:id="rId9"/>
-      <w:footerReference w:type="default" r:id="rId10"/>
-      <w:headerReference w:type="first" r:id="rId11"/>
-      <w:footerReference w:type="first" r:id="rId12"/>
+      <w:headerReference w:type="even" r:id="rId9"/>
+      <w:headerReference w:type="default" r:id="rId10"/>
+      <w:footerReference w:type="even" r:id="rId11"/>
+      <w:footerReference w:type="default" r:id="rId12"/>
+      <w:headerReference w:type="first" r:id="rId13"/>
+      <w:footerReference w:type="first" r:id="rId14"/>
       <w:pgSz w:w="11907" w:h="16840" w:code="9"/>
       <w:pgMar w:top="851" w:right="709" w:bottom="567" w:left="851" w:header="340" w:footer="284" w:gutter="0"/>
       <w:cols w:space="708"/>
@@ -24245,6 +24804,16 @@
 </file>
 
 <file path=word/footer1.xml><?xml version="1.0" encoding="utf-8"?>
+<w:ftr xmlns:wpc="http://schemas.microsoft.com/office/word/2010/wordprocessingCanvas" xmlns:cx="http://schemas.microsoft.com/office/drawing/2014/chartex" xmlns:cx1="http://schemas.microsoft.com/office/drawing/2015/9/8/chartex" xmlns:cx2="http://schemas.microsoft.com/office/drawing/2015/10/21/chartex" xmlns:cx3="http://schemas.microsoft.com/office/drawing/2016/5/9/chartex" xmlns:cx4="http://schemas.microsoft.com/office/drawing/2016/5/10/chartex" xmlns:cx5="http://schemas.microsoft.com/office/drawing/2016/5/11/chartex" xmlns:cx6="http://schemas.microsoft.com/office/drawing/2016/5/12/chartex" xmlns:cx7="http://schemas.microsoft.com/office/drawing/2016/5/13/chartex" xmlns:cx8="http://schemas.microsoft.com/office/drawing/2016/5/14/chartex" xmlns:mc="http://schemas.openxmlformats.org/markup-compatibility/2006" xmlns:aink="http://schemas.microsoft.com/office/drawing/2016/ink" xmlns:am3d="http://schemas.microsoft.com/office/drawing/2017/model3d" xmlns:o="urn:schemas-microsoft-com:office:office" xmlns:oel="http://schemas.microsoft.com/office/2019/extlst" xmlns:r="http://schemas.openxmlformats.org/officeDocument/2006/relationships" xmlns:m="http://schemas.openxmlformats.org/officeDocument/2006/math" xmlns:v="urn:schemas-microsoft-com:vml" xmlns:wp14="http://schemas.microsoft.com/office/word/2010/wordprocessingDrawing" xmlns:wp="http://schemas.openxmlformats.org/drawingml/2006/wordprocessingDrawing" xmlns:w10="urn:schemas-microsoft-com:office:word" xmlns:w="http://schemas.openxmlformats.org/wordprocessingml/2006/main" xmlns:w14="http://schemas.microsoft.com/office/word/2010/wordml" xmlns:w15="http://schemas.microsoft.com/office/word/2012/wordml" xmlns:w16cex="http://schemas.microsoft.com/office/word/2018/wordml/cex" xmlns:w16cid="http://schemas.microsoft.com/office/word/2016/wordml/cid" xmlns:w16="http://schemas.microsoft.com/office/word/2018/wordml" xmlns:w16du="http://schemas.microsoft.com/office/word/2023/wordml/word16du" xmlns:w16sdtdh="http://schemas.microsoft.com/office/word/2020/wordml/sdtdatahash" xmlns:w16sdtfl="http://schemas.microsoft.com/office/word/2024/wordml/sdtformatlock" xmlns:w16se="http://schemas.microsoft.com/office/word/2015/wordml/symex" xmlns:wpg="http://schemas.microsoft.com/office/word/2010/wordprocessingGroup" xmlns:wpi="http://schemas.microsoft.com/office/word/2010/wordprocessingInk" xmlns:wne="http://schemas.microsoft.com/office/word/2006/wordml" xmlns:wps="http://schemas.microsoft.com/office/word/2010/wordprocessingShape" mc:Ignorable="w14 w15 w16se w16cid w16 w16cex w16sdtdh w16sdtfl w16du wp14">
+  <w:p>
+    <w:pPr>
+      <w:pStyle w:val="AltBilgi"/>
+    </w:pPr>
+  </w:p>
+</w:ftr>
+</file>
+
+<file path=word/footer2.xml><?xml version="1.0" encoding="utf-8"?>
 <w:ftr xmlns:wpc="http://schemas.microsoft.com/office/word/2010/wordprocessingCanvas" xmlns:cx="http://schemas.microsoft.com/office/drawing/2014/chartex" xmlns:cx1="http://schemas.microsoft.com/office/drawing/2015/9/8/chartex" xmlns:cx2="http://schemas.microsoft.com/office/drawing/2015/10/21/chartex" xmlns:cx3="http://schemas.microsoft.com/office/drawing/2016/5/9/chartex" xmlns:cx4="http://schemas.microsoft.com/office/drawing/2016/5/10/chartex" xmlns:cx5="http://schemas.microsoft.com/office/drawing/2016/5/11/chartex" xmlns:cx6="http://schemas.microsoft.com/office/drawing/2016/5/12/chartex" xmlns:cx7="http://schemas.microsoft.com/office/drawing/2016/5/13/chartex" xmlns:cx8="http://schemas.microsoft.com/office/drawing/2016/5/14/chartex" xmlns:mc="http://schemas.openxmlformats.org/markup-compatibility/2006" xmlns:aink="http://schemas.microsoft.com/office/drawing/2016/ink" xmlns:am3d="http://schemas.microsoft.com/office/drawing/2017/model3d" xmlns:o="urn:schemas-microsoft-com:office:office" xmlns:oel="http://schemas.microsoft.com/office/2019/extlst" xmlns:r="http://schemas.openxmlformats.org/officeDocument/2006/relationships" xmlns:m="http://schemas.openxmlformats.org/officeDocument/2006/math" xmlns:v="urn:schemas-microsoft-com:vml" xmlns:wp14="http://schemas.microsoft.com/office/word/2010/wordprocessingDrawing" xmlns:wp="http://schemas.openxmlformats.org/drawingml/2006/wordprocessingDrawing" xmlns:w10="urn:schemas-microsoft-com:office:word" xmlns:w="http://schemas.openxmlformats.org/wordprocessingml/2006/main" xmlns:w14="http://schemas.microsoft.com/office/word/2010/wordml" xmlns:w15="http://schemas.microsoft.com/office/word/2012/wordml" xmlns:w16cex="http://schemas.microsoft.com/office/word/2018/wordml/cex" xmlns:w16cid="http://schemas.microsoft.com/office/word/2016/wordml/cid" xmlns:w16="http://schemas.microsoft.com/office/word/2018/wordml" xmlns:w16du="http://schemas.microsoft.com/office/word/2023/wordml/word16du" xmlns:w16sdtdh="http://schemas.microsoft.com/office/word/2020/wordml/sdtdatahash" xmlns:w16sdtfl="http://schemas.microsoft.com/office/word/2024/wordml/sdtformatlock" xmlns:w16se="http://schemas.microsoft.com/office/word/2015/wordml/symex" xmlns:wpg="http://schemas.microsoft.com/office/word/2010/wordprocessingGroup" xmlns:wpi="http://schemas.microsoft.com/office/word/2010/wordprocessingInk" xmlns:wne="http://schemas.microsoft.com/office/word/2006/wordml" xmlns:wps="http://schemas.microsoft.com/office/word/2010/wordprocessingShape" mc:Ignorable="w14 w15 w16se w16cid w16 w16cex w16sdtdh w16sdtfl w16du wp14">
   <w:p>
     <w:pPr>
@@ -24581,7 +25150,7 @@
 </w:ftr>
 </file>
 
-<file path=word/footer2.xml><?xml version="1.0" encoding="utf-8"?>
+<file path=word/footer3.xml><?xml version="1.0" encoding="utf-8"?>
 <w:ftr xmlns:wpc="http://schemas.microsoft.com/office/word/2010/wordprocessingCanvas" xmlns:cx="http://schemas.microsoft.com/office/drawing/2014/chartex" xmlns:cx1="http://schemas.microsoft.com/office/drawing/2015/9/8/chartex" xmlns:cx2="http://schemas.microsoft.com/office/drawing/2015/10/21/chartex" xmlns:cx3="http://schemas.microsoft.com/office/drawing/2016/5/9/chartex" xmlns:cx4="http://schemas.microsoft.com/office/drawing/2016/5/10/chartex" xmlns:cx5="http://schemas.microsoft.com/office/drawing/2016/5/11/chartex" xmlns:cx6="http://schemas.microsoft.com/office/drawing/2016/5/12/chartex" xmlns:cx7="http://schemas.microsoft.com/office/drawing/2016/5/13/chartex" xmlns:cx8="http://schemas.microsoft.com/office/drawing/2016/5/14/chartex" xmlns:mc="http://schemas.openxmlformats.org/markup-compatibility/2006" xmlns:aink="http://schemas.microsoft.com/office/drawing/2016/ink" xmlns:am3d="http://schemas.microsoft.com/office/drawing/2017/model3d" xmlns:o="urn:schemas-microsoft-com:office:office" xmlns:oel="http://schemas.microsoft.com/office/2019/extlst" xmlns:r="http://schemas.openxmlformats.org/officeDocument/2006/relationships" xmlns:m="http://schemas.openxmlformats.org/officeDocument/2006/math" xmlns:v="urn:schemas-microsoft-com:vml" xmlns:wp14="http://schemas.microsoft.com/office/word/2010/wordprocessingDrawing" xmlns:wp="http://schemas.openxmlformats.org/drawingml/2006/wordprocessingDrawing" xmlns:w10="urn:schemas-microsoft-com:office:word" xmlns:w="http://schemas.openxmlformats.org/wordprocessingml/2006/main" xmlns:w14="http://schemas.microsoft.com/office/word/2010/wordml" xmlns:w15="http://schemas.microsoft.com/office/word/2012/wordml" xmlns:w16cex="http://schemas.microsoft.com/office/word/2018/wordml/cex" xmlns:w16cid="http://schemas.microsoft.com/office/word/2016/wordml/cid" xmlns:w16="http://schemas.microsoft.com/office/word/2018/wordml" xmlns:w16du="http://schemas.microsoft.com/office/word/2023/wordml/word16du" xmlns:w16sdtdh="http://schemas.microsoft.com/office/word/2020/wordml/sdtdatahash" xmlns:w16sdtfl="http://schemas.microsoft.com/office/word/2024/wordml/sdtformatlock" xmlns:w16se="http://schemas.microsoft.com/office/word/2015/wordml/symex" xmlns:wpg="http://schemas.microsoft.com/office/word/2010/wordprocessingGroup" xmlns:wpi="http://schemas.microsoft.com/office/word/2010/wordprocessingInk" xmlns:wne="http://schemas.microsoft.com/office/word/2006/wordml" xmlns:wps="http://schemas.microsoft.com/office/word/2010/wordprocessingShape" mc:Ignorable="w14 w15 w16se w16cid w16 w16cex w16sdtdh w16sdtfl w16du wp14">
   <w:p>
     <w:pPr>
@@ -24946,6 +25515,16 @@
 
 <file path=word/header1.xml><?xml version="1.0" encoding="utf-8"?>
 <w:hdr xmlns:wpc="http://schemas.microsoft.com/office/word/2010/wordprocessingCanvas" xmlns:cx="http://schemas.microsoft.com/office/drawing/2014/chartex" xmlns:cx1="http://schemas.microsoft.com/office/drawing/2015/9/8/chartex" xmlns:cx2="http://schemas.microsoft.com/office/drawing/2015/10/21/chartex" xmlns:cx3="http://schemas.microsoft.com/office/drawing/2016/5/9/chartex" xmlns:cx4="http://schemas.microsoft.com/office/drawing/2016/5/10/chartex" xmlns:cx5="http://schemas.microsoft.com/office/drawing/2016/5/11/chartex" xmlns:cx6="http://schemas.microsoft.com/office/drawing/2016/5/12/chartex" xmlns:cx7="http://schemas.microsoft.com/office/drawing/2016/5/13/chartex" xmlns:cx8="http://schemas.microsoft.com/office/drawing/2016/5/14/chartex" xmlns:mc="http://schemas.openxmlformats.org/markup-compatibility/2006" xmlns:aink="http://schemas.microsoft.com/office/drawing/2016/ink" xmlns:am3d="http://schemas.microsoft.com/office/drawing/2017/model3d" xmlns:o="urn:schemas-microsoft-com:office:office" xmlns:oel="http://schemas.microsoft.com/office/2019/extlst" xmlns:r="http://schemas.openxmlformats.org/officeDocument/2006/relationships" xmlns:m="http://schemas.openxmlformats.org/officeDocument/2006/math" xmlns:v="urn:schemas-microsoft-com:vml" xmlns:wp14="http://schemas.microsoft.com/office/word/2010/wordprocessingDrawing" xmlns:wp="http://schemas.openxmlformats.org/drawingml/2006/wordprocessingDrawing" xmlns:w10="urn:schemas-microsoft-com:office:word" xmlns:w="http://schemas.openxmlformats.org/wordprocessingml/2006/main" xmlns:w14="http://schemas.microsoft.com/office/word/2010/wordml" xmlns:w15="http://schemas.microsoft.com/office/word/2012/wordml" xmlns:w16cex="http://schemas.microsoft.com/office/word/2018/wordml/cex" xmlns:w16cid="http://schemas.microsoft.com/office/word/2016/wordml/cid" xmlns:w16="http://schemas.microsoft.com/office/word/2018/wordml" xmlns:w16du="http://schemas.microsoft.com/office/word/2023/wordml/word16du" xmlns:w16sdtdh="http://schemas.microsoft.com/office/word/2020/wordml/sdtdatahash" xmlns:w16sdtfl="http://schemas.microsoft.com/office/word/2024/wordml/sdtformatlock" xmlns:w16se="http://schemas.microsoft.com/office/word/2015/wordml/symex" xmlns:wpg="http://schemas.microsoft.com/office/word/2010/wordprocessingGroup" xmlns:wpi="http://schemas.microsoft.com/office/word/2010/wordprocessingInk" xmlns:wne="http://schemas.microsoft.com/office/word/2006/wordml" xmlns:wps="http://schemas.microsoft.com/office/word/2010/wordprocessingShape" mc:Ignorable="w14 w15 w16se w16cid w16 w16cex w16sdtdh w16sdtfl w16du wp14">
+  <w:p>
+    <w:pPr>
+      <w:pStyle w:val="stBilgi"/>
+    </w:pPr>
+  </w:p>
+</w:hdr>
+</file>
+
+<file path=word/header2.xml><?xml version="1.0" encoding="utf-8"?>
+<w:hdr xmlns:wpc="http://schemas.microsoft.com/office/word/2010/wordprocessingCanvas" xmlns:cx="http://schemas.microsoft.com/office/drawing/2014/chartex" xmlns:cx1="http://schemas.microsoft.com/office/drawing/2015/9/8/chartex" xmlns:cx2="http://schemas.microsoft.com/office/drawing/2015/10/21/chartex" xmlns:cx3="http://schemas.microsoft.com/office/drawing/2016/5/9/chartex" xmlns:cx4="http://schemas.microsoft.com/office/drawing/2016/5/10/chartex" xmlns:cx5="http://schemas.microsoft.com/office/drawing/2016/5/11/chartex" xmlns:cx6="http://schemas.microsoft.com/office/drawing/2016/5/12/chartex" xmlns:cx7="http://schemas.microsoft.com/office/drawing/2016/5/13/chartex" xmlns:cx8="http://schemas.microsoft.com/office/drawing/2016/5/14/chartex" xmlns:mc="http://schemas.openxmlformats.org/markup-compatibility/2006" xmlns:aink="http://schemas.microsoft.com/office/drawing/2016/ink" xmlns:am3d="http://schemas.microsoft.com/office/drawing/2017/model3d" xmlns:o="urn:schemas-microsoft-com:office:office" xmlns:oel="http://schemas.microsoft.com/office/2019/extlst" xmlns:r="http://schemas.openxmlformats.org/officeDocument/2006/relationships" xmlns:m="http://schemas.openxmlformats.org/officeDocument/2006/math" xmlns:v="urn:schemas-microsoft-com:vml" xmlns:wp14="http://schemas.microsoft.com/office/word/2010/wordprocessingDrawing" xmlns:wp="http://schemas.openxmlformats.org/drawingml/2006/wordprocessingDrawing" xmlns:w10="urn:schemas-microsoft-com:office:word" xmlns:w="http://schemas.openxmlformats.org/wordprocessingml/2006/main" xmlns:w14="http://schemas.microsoft.com/office/word/2010/wordml" xmlns:w15="http://schemas.microsoft.com/office/word/2012/wordml" xmlns:w16cex="http://schemas.microsoft.com/office/word/2018/wordml/cex" xmlns:w16cid="http://schemas.microsoft.com/office/word/2016/wordml/cid" xmlns:w16="http://schemas.microsoft.com/office/word/2018/wordml" xmlns:w16du="http://schemas.microsoft.com/office/word/2023/wordml/word16du" xmlns:w16sdtdh="http://schemas.microsoft.com/office/word/2020/wordml/sdtdatahash" xmlns:w16sdtfl="http://schemas.microsoft.com/office/word/2024/wordml/sdtformatlock" xmlns:w16se="http://schemas.microsoft.com/office/word/2015/wordml/symex" xmlns:wpg="http://schemas.microsoft.com/office/word/2010/wordprocessingGroup" xmlns:wpi="http://schemas.microsoft.com/office/word/2010/wordprocessingInk" xmlns:wne="http://schemas.microsoft.com/office/word/2006/wordml" xmlns:wps="http://schemas.microsoft.com/office/word/2010/wordprocessingShape" mc:Ignorable="w14 w15 w16se w16cid w16 w16cex w16sdtdh w16sdtfl w16du wp14">
   <w:tbl>
     <w:tblPr>
       <w:tblW w:w="5100" w:type="pct"/>
@@ -25163,7 +25742,31 @@
               <w:sz w:val="16"/>
               <w:szCs w:val="18"/>
             </w:rPr>
-            <w:t>Fetih Mahallesi Aslanlı Kışla Cadddesi No:144S/1</w:t>
+            <w:t xml:space="preserve">Fetih Mahallesi Aslanlı Kışla </w:t>
+          </w:r>
+          <w:proofErr w:type="spellStart"/>
+          <w:r>
+            <w:rPr>
+              <w:rFonts w:asciiTheme="minorHAnsi" w:hAnsiTheme="minorHAnsi" w:cs="Segoe UI"/>
+              <w:i/>
+              <w:color w:val="808080" w:themeColor="background1" w:themeShade="80"/>
+              <w:spacing w:val="-2"/>
+              <w:sz w:val="16"/>
+              <w:szCs w:val="18"/>
+            </w:rPr>
+            <w:t>Cadddesi</w:t>
+          </w:r>
+          <w:proofErr w:type="spellEnd"/>
+          <w:r>
+            <w:rPr>
+              <w:rFonts w:asciiTheme="minorHAnsi" w:hAnsiTheme="minorHAnsi" w:cs="Segoe UI"/>
+              <w:i/>
+              <w:color w:val="808080" w:themeColor="background1" w:themeShade="80"/>
+              <w:spacing w:val="-2"/>
+              <w:sz w:val="16"/>
+              <w:szCs w:val="18"/>
+            </w:rPr>
+            <w:t xml:space="preserve"> No:144S/1</w:t>
           </w:r>
           <w:r>
             <w:rPr>
@@ -25348,7 +25951,7 @@
 </w:hdr>
 </file>
 
-<file path=word/header2.xml><?xml version="1.0" encoding="utf-8"?>
+<file path=word/header3.xml><?xml version="1.0" encoding="utf-8"?>
 <w:hdr xmlns:wpc="http://schemas.microsoft.com/office/word/2010/wordprocessingCanvas" xmlns:cx="http://schemas.microsoft.com/office/drawing/2014/chartex" xmlns:cx1="http://schemas.microsoft.com/office/drawing/2015/9/8/chartex" xmlns:cx2="http://schemas.microsoft.com/office/drawing/2015/10/21/chartex" xmlns:cx3="http://schemas.microsoft.com/office/drawing/2016/5/9/chartex" xmlns:cx4="http://schemas.microsoft.com/office/drawing/2016/5/10/chartex" xmlns:cx5="http://schemas.microsoft.com/office/drawing/2016/5/11/chartex" xmlns:cx6="http://schemas.microsoft.com/office/drawing/2016/5/12/chartex" xmlns:cx7="http://schemas.microsoft.com/office/drawing/2016/5/13/chartex" xmlns:cx8="http://schemas.microsoft.com/office/drawing/2016/5/14/chartex" xmlns:mc="http://schemas.openxmlformats.org/markup-compatibility/2006" xmlns:aink="http://schemas.microsoft.com/office/drawing/2016/ink" xmlns:am3d="http://schemas.microsoft.com/office/drawing/2017/model3d" xmlns:o="urn:schemas-microsoft-com:office:office" xmlns:oel="http://schemas.microsoft.com/office/2019/extlst" xmlns:r="http://schemas.openxmlformats.org/officeDocument/2006/relationships" xmlns:m="http://schemas.openxmlformats.org/officeDocument/2006/math" xmlns:v="urn:schemas-microsoft-com:vml" xmlns:wp14="http://schemas.microsoft.com/office/word/2010/wordprocessingDrawing" xmlns:wp="http://schemas.openxmlformats.org/drawingml/2006/wordprocessingDrawing" xmlns:w10="urn:schemas-microsoft-com:office:word" xmlns:w="http://schemas.openxmlformats.org/wordprocessingml/2006/main" xmlns:w14="http://schemas.microsoft.com/office/word/2010/wordml" xmlns:w15="http://schemas.microsoft.com/office/word/2012/wordml" xmlns:w16cex="http://schemas.microsoft.com/office/word/2018/wordml/cex" xmlns:w16cid="http://schemas.microsoft.com/office/word/2016/wordml/cid" xmlns:w16="http://schemas.microsoft.com/office/word/2018/wordml" xmlns:w16du="http://schemas.microsoft.com/office/word/2023/wordml/word16du" xmlns:w16sdtdh="http://schemas.microsoft.com/office/word/2020/wordml/sdtdatahash" xmlns:w16sdtfl="http://schemas.microsoft.com/office/word/2024/wordml/sdtformatlock" xmlns:w16se="http://schemas.microsoft.com/office/word/2015/wordml/symex" xmlns:wpg="http://schemas.microsoft.com/office/word/2010/wordprocessingGroup" xmlns:wpi="http://schemas.microsoft.com/office/word/2010/wordprocessingInk" xmlns:wne="http://schemas.microsoft.com/office/word/2006/wordml" xmlns:wps="http://schemas.microsoft.com/office/word/2010/wordprocessingShape" mc:Ignorable="w14 w15 w16se w16cid w16 w16cex w16sdtdh w16sdtfl w16du wp14">
   <w:tbl>
     <w:tblPr>
@@ -25567,7 +26170,42 @@
               <w:sz w:val="16"/>
               <w:szCs w:val="18"/>
             </w:rPr>
-            <w:t>Fetih Mahallesi Aslanlı Kışla Cadddesi No:144S/1</w:t>
+            <w:t xml:space="preserve">Akabe </w:t>
+          </w:r>
+          <w:r>
+            <w:rPr>
+              <w:rFonts w:asciiTheme="minorHAnsi" w:hAnsiTheme="minorHAnsi" w:cs="Segoe UI"/>
+              <w:i/>
+              <w:color w:val="808080" w:themeColor="background1" w:themeShade="80"/>
+              <w:spacing w:val="-2"/>
+              <w:sz w:val="16"/>
+              <w:szCs w:val="18"/>
+            </w:rPr>
+            <w:t xml:space="preserve"> Mahallesi Aslanlı Kışla </w:t>
+          </w:r>
+          <w:proofErr w:type="spellStart"/>
+          <w:r>
+            <w:rPr>
+              <w:rFonts w:asciiTheme="minorHAnsi" w:hAnsiTheme="minorHAnsi" w:cs="Segoe UI"/>
+              <w:i/>
+              <w:color w:val="808080" w:themeColor="background1" w:themeShade="80"/>
+              <w:spacing w:val="-2"/>
+              <w:sz w:val="16"/>
+              <w:szCs w:val="18"/>
+            </w:rPr>
+            <w:t>Cadddesi</w:t>
+          </w:r>
+          <w:proofErr w:type="spellEnd"/>
+          <w:r>
+            <w:rPr>
+              <w:rFonts w:asciiTheme="minorHAnsi" w:hAnsiTheme="minorHAnsi" w:cs="Segoe UI"/>
+              <w:i/>
+              <w:color w:val="808080" w:themeColor="background1" w:themeShade="80"/>
+              <w:spacing w:val="-2"/>
+              <w:sz w:val="16"/>
+              <w:szCs w:val="18"/>
+            </w:rPr>
+            <w:t xml:space="preserve"> No:144S/1</w:t>
           </w:r>
           <w:r>
             <w:rPr>
